--- a/Front Matter/Template/9_Front-Matter_Template-v5.docx
+++ b/Front Matter/Template/9_Front-Matter_Template-v5.docx
@@ -95,19 +95,8 @@
           <w:sz w:val="56"/>
           <w:szCs w:val="96"/>
         </w:rPr>
-        <w:t xml:space="preserve">Bale </w:t>
-      </w:r>
-      <w:proofErr w:type="spellStart"/>
-      <w:r>
-        <w:rPr>
-          <w:rFonts w:ascii="Noto Serif" w:eastAsia="Noto Serif SC" w:hAnsi="Noto Serif" w:cs="Noto Serif"/>
-          <w:b/>
-          <w:sz w:val="56"/>
-          <w:szCs w:val="96"/>
-        </w:rPr>
-        <w:t>Bengong</w:t>
-      </w:r>
-      <w:proofErr w:type="spellEnd"/>
+        <w:t>Bale Bengong</w:t>
+      </w:r>
     </w:p>
     <w:p>
       <w:pPr>
@@ -773,19 +762,8 @@
           <w:sz w:val="56"/>
           <w:szCs w:val="96"/>
         </w:rPr>
-        <w:t xml:space="preserve">Bale </w:t>
-      </w:r>
-      <w:proofErr w:type="spellStart"/>
-      <w:r>
-        <w:rPr>
-          <w:rFonts w:ascii="Noto Serif" w:eastAsia="Noto Serif SC" w:hAnsi="Noto Serif" w:cs="Noto Serif"/>
-          <w:b/>
-          <w:sz w:val="56"/>
-          <w:szCs w:val="96"/>
-        </w:rPr>
-        <w:t>Bengong</w:t>
-      </w:r>
-      <w:proofErr w:type="spellEnd"/>
+        <w:t>Bale Bengong</w:t>
+      </w:r>
     </w:p>
     <w:p>
       <w:pPr>
@@ -1126,20 +1104,8 @@
           <w:sz w:val="20"/>
           <w:szCs w:val="28"/>
         </w:rPr>
-        <w:t xml:space="preserve">Bale </w:t>
-      </w:r>
-      <w:proofErr w:type="spellStart"/>
-      <w:r>
-        <w:rPr>
-          <w:rFonts w:ascii="Noto Serif" w:eastAsia="Noto Serif SC" w:hAnsi="Noto Serif" w:cs="Noto Serif"/>
-          <w:b/>
-          <w:color w:val="000000" w:themeColor="text1"/>
-          <w:sz w:val="20"/>
-          <w:szCs w:val="28"/>
-        </w:rPr>
-        <w:t>Bengong</w:t>
-      </w:r>
-      <w:proofErr w:type="spellEnd"/>
+        <w:t>Bale Bengong</w:t>
+      </w:r>
     </w:p>
     <w:p>
       <w:pPr>
@@ -1765,28 +1731,57 @@
       <w:r>
         <w:rPr>
           <w:rFonts w:ascii="Noto Serif" w:eastAsia="Noto Serif SC" w:hAnsi="Noto Serif" w:cs="Noto Serif"/>
+          <w:b/>
+          <w:sz w:val="44"/>
+          <w:szCs w:val="44"/>
+        </w:rPr>
+        <w:lastRenderedPageBreak/>
+        <w:t>传</w:t>
+      </w:r>
+      <w:r>
+        <w:rPr>
+          <w:rFonts w:ascii="Noto Serif" w:eastAsia="Noto Serif SC" w:hAnsi="Noto Serif" w:cs="Noto Serif"/>
+          <w:b/>
+          <w:sz w:val="44"/>
+          <w:szCs w:val="44"/>
+        </w:rPr>
+        <w:t>Biography</w:t>
+      </w:r>
+    </w:p>
+    <w:p>
+      <w:pPr>
+        <w:jc w:val="both"/>
+        <w:rPr>
+          <w:rFonts w:ascii="Noto Serif" w:eastAsia="Noto Serif SC" w:hAnsi="Noto Serif" w:cs="Noto Serif"/>
+          <w:sz w:val="24"/>
+          <w:szCs w:val="24"/>
+          <w:lang w:val="en-US"/>
+        </w:rPr>
+      </w:pPr>
+      <w:r>
+        <w:rPr>
+          <w:rFonts w:ascii="Noto Serif" w:eastAsia="Noto Serif SC" w:hAnsi="Noto Serif" w:cs="Noto Serif"/>
           <w:noProof/>
           <w:sz w:val="24"/>
           <w:szCs w:val="24"/>
           <w:lang w:val="zh-CN"/>
         </w:rPr>
-        <w:lastRenderedPageBreak/>
         <w:drawing>
-          <wp:anchor distT="0" distB="0" distL="114300" distR="114300" simplePos="0" relativeHeight="251659264" behindDoc="1" locked="0" layoutInCell="1" allowOverlap="1" wp14:anchorId="43A3226D" wp14:editId="2075D2D4">
+          <wp:anchor distT="0" distB="0" distL="114300" distR="114300" simplePos="0" relativeHeight="251659264" behindDoc="1" locked="0" layoutInCell="1" allowOverlap="1" wp14:anchorId="43A3226D" wp14:editId="4153D25E">
             <wp:simplePos x="0" y="0"/>
             <wp:positionH relativeFrom="margin">
               <wp:posOffset>5093335</wp:posOffset>
             </wp:positionH>
             <wp:positionV relativeFrom="paragraph">
-              <wp:posOffset>934085</wp:posOffset>
+              <wp:posOffset>28798</wp:posOffset>
             </wp:positionV>
             <wp:extent cx="3403600" cy="2822575"/>
-            <wp:effectExtent l="0" t="0" r="0" b="0"/>
+            <wp:effectExtent l="0" t="0" r="6350" b="0"/>
             <wp:wrapTight wrapText="bothSides">
               <wp:wrapPolygon edited="0">
                 <wp:start x="0" y="0"/>
-                <wp:lineTo x="0" y="21479"/>
-                <wp:lineTo x="21519" y="21479"/>
+                <wp:lineTo x="0" y="21430"/>
+                <wp:lineTo x="21519" y="21430"/>
                 <wp:lineTo x="21519" y="0"/>
                 <wp:lineTo x="0" y="0"/>
               </wp:wrapPolygon>
@@ -1848,35 +1843,6 @@
       <w:r>
         <w:rPr>
           <w:rFonts w:ascii="Noto Serif" w:eastAsia="Noto Serif SC" w:hAnsi="Noto Serif" w:cs="Noto Serif"/>
-          <w:b/>
-          <w:sz w:val="44"/>
-          <w:szCs w:val="44"/>
-        </w:rPr>
-        <w:t>传</w:t>
-      </w:r>
-      <w:r>
-        <w:rPr>
-          <w:rFonts w:ascii="Noto Serif" w:eastAsia="Noto Serif SC" w:hAnsi="Noto Serif" w:cs="Noto Serif"/>
-          <w:b/>
-          <w:sz w:val="44"/>
-          <w:szCs w:val="44"/>
-        </w:rPr>
-        <w:t>Biography</w:t>
-      </w:r>
-    </w:p>
-    <w:p>
-      <w:pPr>
-        <w:jc w:val="both"/>
-        <w:rPr>
-          <w:rFonts w:ascii="Noto Serif" w:eastAsia="Noto Serif SC" w:hAnsi="Noto Serif" w:cs="Noto Serif"/>
-          <w:sz w:val="24"/>
-          <w:szCs w:val="24"/>
-          <w:lang w:val="en-US"/>
-        </w:rPr>
-      </w:pPr>
-      <w:r>
-        <w:rPr>
-          <w:rFonts w:ascii="Noto Serif" w:eastAsia="Noto Serif SC" w:hAnsi="Noto Serif" w:cs="Noto Serif"/>
           <w:sz w:val="24"/>
           <w:szCs w:val="24"/>
           <w:lang w:val="en-US"/>
@@ -2175,17 +2141,6 @@
           <w:rFonts w:ascii="Noto Serif" w:eastAsia="Noto Serif SC" w:hAnsi="Noto Serif" w:cs="Noto Serif"/>
           <w:sz w:val="24"/>
           <w:szCs w:val="24"/>
-          <w:lang w:val="en-US"/>
-        </w:rPr>
-      </w:pPr>
-    </w:p>
-    <w:p>
-      <w:pPr>
-        <w:jc w:val="both"/>
-        <w:rPr>
-          <w:rFonts w:ascii="Noto Serif" w:eastAsia="Noto Serif SC" w:hAnsi="Noto Serif" w:cs="Noto Serif"/>
-          <w:sz w:val="24"/>
-          <w:szCs w:val="24"/>
         </w:rPr>
       </w:pPr>
       <w:r>
@@ -2248,25 +2203,7 @@
           <w:sz w:val="24"/>
           <w:szCs w:val="24"/>
         </w:rPr>
-        <w:t xml:space="preserve"> was accorded second prize in the Prix </w:t>
-      </w:r>
-      <w:proofErr w:type="spellStart"/>
-      <w:r>
-        <w:rPr>
-          <w:rFonts w:ascii="Noto Serif" w:eastAsia="Noto Serif SC" w:hAnsi="Noto Serif" w:cs="Noto Serif"/>
-          <w:sz w:val="24"/>
-          <w:szCs w:val="24"/>
-        </w:rPr>
-        <w:t>d’Ete</w:t>
-      </w:r>
-      <w:proofErr w:type="spellEnd"/>
-      <w:r>
-        <w:rPr>
-          <w:rFonts w:ascii="Noto Serif" w:eastAsia="Noto Serif SC" w:hAnsi="Noto Serif" w:cs="Noto Serif"/>
-          <w:sz w:val="24"/>
-          <w:szCs w:val="24"/>
-        </w:rPr>
-        <w:t xml:space="preserve"> Competition and later that year he was conferred the Otto Ortmann Award in Composition. Jun An’s research interests are equally as eclectic and spans from Josquin’s chanson-motets, Lacanian feminism in Mozart’s Don Giovanni to topics on the Nanyang style. His current research project is in developing a music analytical paradigm using Jungian psychoanalysis. He is appointed Composition Subject Leader and Lecturer at the Singapore Raffles Music College.  </w:t>
+        <w:t> was accorded second prize in the Prix d’Ete Competition and later that year he was conferred the Otto Ortmann Award in Composition. Jun An’s research interests are equally as eclectic and spans from Josquin’s chanson-motets, Lacanian feminism in Mozart’s Don Giovanni to topics on the Nanyang style. His current research project is in developing a music analytical paradigm using Jungian psychoanalysis. He is appointed Composition Subject Leader and Lecturer at the Singapore Raffles Music College.  </w:t>
       </w:r>
     </w:p>
     <w:p>
@@ -2885,7 +2822,6 @@
     <w:p>
       <w:pPr>
         <w:spacing w:after="640"/>
-        <w:jc w:val="right"/>
         <w:rPr>
           <w:rFonts w:ascii="Noto Serif" w:eastAsia="Noto Serif SC" w:hAnsi="Noto Serif" w:cs="Noto Serif"/>
           <w:b/>
@@ -2915,7 +2851,6 @@
     </w:p>
     <w:p>
       <w:pPr>
-        <w:jc w:val="right"/>
         <w:rPr>
           <w:rFonts w:ascii="Noto Serif" w:eastAsia="Noto Serif SC" w:hAnsi="Noto Serif" w:cs="Noto Serif"/>
           <w:sz w:val="24"/>
@@ -2939,39 +2874,27 @@
           <w:szCs w:val="24"/>
           <w:lang w:val="en-US"/>
         </w:rPr>
-        <w:t xml:space="preserve"> (</w:t>
-      </w:r>
-      <w:proofErr w:type="spellStart"/>
-      <w:r>
-        <w:rPr>
-          <w:rFonts w:ascii="Noto Serif" w:eastAsia="Noto Serif SC" w:hAnsi="Noto Serif" w:cs="Noto Serif"/>
-          <w:sz w:val="24"/>
-          <w:szCs w:val="24"/>
-          <w:lang w:val="en-US"/>
-        </w:rPr>
-        <w:t>Bangdi</w:t>
-      </w:r>
-      <w:proofErr w:type="spellEnd"/>
-      <w:r>
-        <w:rPr>
-          <w:rFonts w:ascii="Noto Serif" w:eastAsia="Noto Serif SC" w:hAnsi="Noto Serif" w:cs="Noto Serif"/>
-          <w:sz w:val="24"/>
-          <w:szCs w:val="24"/>
-          <w:lang w:val="en-US"/>
-        </w:rPr>
-        <w:t>)</w:t>
-      </w:r>
-    </w:p>
-    <w:p>
-      <w:pPr>
-        <w:jc w:val="right"/>
-        <w:rPr>
-          <w:rFonts w:ascii="Noto Serif" w:eastAsia="Noto Serif SC" w:hAnsi="Noto Serif" w:cs="Noto Serif"/>
-          <w:sz w:val="24"/>
-          <w:szCs w:val="24"/>
-          <w:lang w:val="en-US"/>
-        </w:rPr>
-      </w:pPr>
+        <w:t xml:space="preserve"> Bangdi</w:t>
+      </w:r>
+    </w:p>
+    <w:p>
+      <w:pPr>
+        <w:rPr>
+          <w:rFonts w:ascii="Noto Serif" w:eastAsia="Noto Serif SC" w:hAnsi="Noto Serif" w:cs="Noto Serif"/>
+          <w:sz w:val="24"/>
+          <w:szCs w:val="24"/>
+          <w:lang w:val="en-US"/>
+        </w:rPr>
+      </w:pPr>
+      <w:r>
+        <w:rPr>
+          <w:rFonts w:ascii="Noto Serif" w:eastAsia="Noto Serif SC" w:hAnsi="Noto Serif" w:cs="Noto Serif"/>
+          <w:sz w:val="24"/>
+          <w:szCs w:val="24"/>
+          <w:lang w:val="en-US"/>
+        </w:rPr>
+        <w:t xml:space="preserve">2 </w:t>
+      </w:r>
       <w:r>
         <w:rPr>
           <w:rFonts w:ascii="Noto Serif" w:eastAsia="Noto Serif SC" w:hAnsi="Noto Serif" w:cs="Noto Serif"/>
@@ -2988,9 +2911,17 @@
           <w:szCs w:val="24"/>
           <w:lang w:val="en-US"/>
         </w:rPr>
-        <w:t xml:space="preserve"> I, II (</w:t>
-      </w:r>
-      <w:proofErr w:type="spellStart"/>
+        <w:t xml:space="preserve"> </w:t>
+      </w:r>
+      <w:r>
+        <w:rPr>
+          <w:rFonts w:ascii="Noto Serif" w:eastAsia="Noto Serif SC" w:hAnsi="Noto Serif" w:cs="Noto Serif"/>
+          <w:sz w:val="24"/>
+          <w:szCs w:val="24"/>
+          <w:lang w:val="en-US"/>
+        </w:rPr>
+        <w:t xml:space="preserve">2 </w:t>
+      </w:r>
       <w:r>
         <w:rPr>
           <w:rFonts w:ascii="Noto Serif" w:eastAsia="Noto Serif SC" w:hAnsi="Noto Serif" w:cs="Noto Serif"/>
@@ -3000,27 +2931,25 @@
         </w:rPr>
         <w:t>Qudi</w:t>
       </w:r>
-      <w:proofErr w:type="spellEnd"/>
-      <w:r>
-        <w:rPr>
-          <w:rFonts w:ascii="Noto Serif" w:eastAsia="Noto Serif SC" w:hAnsi="Noto Serif" w:cs="Noto Serif"/>
-          <w:sz w:val="24"/>
-          <w:szCs w:val="24"/>
-          <w:lang w:val="en-US"/>
-        </w:rPr>
-        <w:t xml:space="preserve"> I, II)</w:t>
-      </w:r>
-    </w:p>
-    <w:p>
-      <w:pPr>
-        <w:jc w:val="right"/>
-        <w:rPr>
-          <w:rFonts w:ascii="Noto Serif" w:eastAsia="Noto Serif SC" w:hAnsi="Noto Serif" w:cs="Noto Serif"/>
-          <w:sz w:val="24"/>
-          <w:szCs w:val="24"/>
-          <w:lang w:val="en-US"/>
-        </w:rPr>
-      </w:pPr>
+    </w:p>
+    <w:p>
+      <w:pPr>
+        <w:rPr>
+          <w:rFonts w:ascii="Noto Serif" w:eastAsia="Noto Serif SC" w:hAnsi="Noto Serif" w:cs="Noto Serif"/>
+          <w:sz w:val="24"/>
+          <w:szCs w:val="24"/>
+          <w:lang w:val="en-US"/>
+        </w:rPr>
+      </w:pPr>
+      <w:r>
+        <w:rPr>
+          <w:rFonts w:ascii="Noto Serif" w:eastAsia="Noto Serif SC" w:hAnsi="Noto Serif" w:cs="Noto Serif"/>
+          <w:sz w:val="24"/>
+          <w:szCs w:val="24"/>
+          <w:lang w:val="en-US"/>
+        </w:rPr>
+        <w:t xml:space="preserve">2 </w:t>
+      </w:r>
       <w:r>
         <w:rPr>
           <w:rFonts w:ascii="Noto Serif" w:eastAsia="Noto Serif SC" w:hAnsi="Noto Serif" w:cs="Noto Serif"/>
@@ -3037,9 +2966,17 @@
           <w:szCs w:val="24"/>
           <w:lang w:val="en-US"/>
         </w:rPr>
-        <w:t xml:space="preserve"> I, II (</w:t>
-      </w:r>
-      <w:proofErr w:type="spellStart"/>
+        <w:t xml:space="preserve"> </w:t>
+      </w:r>
+      <w:r>
+        <w:rPr>
+          <w:rFonts w:ascii="Noto Serif" w:eastAsia="Noto Serif SC" w:hAnsi="Noto Serif" w:cs="Noto Serif"/>
+          <w:sz w:val="24"/>
+          <w:szCs w:val="24"/>
+          <w:lang w:val="en-US"/>
+        </w:rPr>
+        <w:t xml:space="preserve">2 </w:t>
+      </w:r>
       <w:r>
         <w:rPr>
           <w:rFonts w:ascii="Noto Serif" w:eastAsia="Noto Serif SC" w:hAnsi="Noto Serif" w:cs="Noto Serif"/>
@@ -3049,38 +2986,35 @@
         </w:rPr>
         <w:t>Xindi</w:t>
       </w:r>
-      <w:proofErr w:type="spellEnd"/>
-      <w:r>
-        <w:rPr>
-          <w:rFonts w:ascii="Noto Serif" w:eastAsia="Noto Serif SC" w:hAnsi="Noto Serif" w:cs="Noto Serif"/>
-          <w:sz w:val="24"/>
-          <w:szCs w:val="24"/>
-          <w:lang w:val="en-US"/>
-        </w:rPr>
-        <w:t xml:space="preserve"> I, II)</w:t>
-      </w:r>
-    </w:p>
-    <w:p>
-      <w:pPr>
-        <w:jc w:val="right"/>
-        <w:rPr>
-          <w:rFonts w:ascii="Noto Serif" w:eastAsia="Noto Serif SC" w:hAnsi="Noto Serif" w:cs="Noto Serif"/>
-          <w:sz w:val="24"/>
-          <w:szCs w:val="24"/>
-          <w:lang w:val="en-US"/>
-        </w:rPr>
-      </w:pPr>
-    </w:p>
-    <w:p>
-      <w:pPr>
-        <w:jc w:val="right"/>
-        <w:rPr>
-          <w:rFonts w:ascii="Noto Serif" w:eastAsia="Noto Serif SC" w:hAnsi="Noto Serif" w:cs="Noto Serif"/>
-          <w:sz w:val="24"/>
-          <w:szCs w:val="24"/>
-          <w:lang w:val="en-US"/>
-        </w:rPr>
-      </w:pPr>
+    </w:p>
+    <w:p>
+      <w:pPr>
+        <w:rPr>
+          <w:rFonts w:ascii="Noto Serif" w:eastAsia="Noto Serif SC" w:hAnsi="Noto Serif" w:cs="Noto Serif"/>
+          <w:sz w:val="24"/>
+          <w:szCs w:val="24"/>
+          <w:lang w:val="en-US"/>
+        </w:rPr>
+      </w:pPr>
+    </w:p>
+    <w:p>
+      <w:pPr>
+        <w:rPr>
+          <w:rFonts w:ascii="Noto Serif" w:eastAsia="Noto Serif SC" w:hAnsi="Noto Serif" w:cs="Noto Serif"/>
+          <w:sz w:val="24"/>
+          <w:szCs w:val="24"/>
+          <w:lang w:val="en-US"/>
+        </w:rPr>
+      </w:pPr>
+      <w:r>
+        <w:rPr>
+          <w:rFonts w:ascii="Noto Serif" w:eastAsia="Noto Serif SC" w:hAnsi="Noto Serif" w:cs="Noto Serif"/>
+          <w:sz w:val="24"/>
+          <w:szCs w:val="24"/>
+          <w:lang w:val="en-US"/>
+        </w:rPr>
+        <w:t xml:space="preserve">2 </w:t>
+      </w:r>
       <w:r>
         <w:rPr>
           <w:rFonts w:ascii="Noto Serif" w:eastAsia="Noto Serif SC" w:hAnsi="Noto Serif" w:cs="Noto Serif"/>
@@ -3097,32 +3031,29 @@
           <w:szCs w:val="24"/>
           <w:lang w:val="en-US"/>
         </w:rPr>
-        <w:t xml:space="preserve"> I, II (</w:t>
-      </w:r>
-      <w:proofErr w:type="spellStart"/>
-      <w:r>
-        <w:rPr>
-          <w:rFonts w:ascii="Noto Serif" w:eastAsia="Noto Serif SC" w:hAnsi="Noto Serif" w:cs="Noto Serif"/>
-          <w:sz w:val="24"/>
-          <w:szCs w:val="24"/>
-          <w:lang w:val="en-US"/>
-        </w:rPr>
-        <w:t>Gaoyin</w:t>
-      </w:r>
-      <w:proofErr w:type="spellEnd"/>
-      <w:r>
-        <w:rPr>
-          <w:rFonts w:ascii="Noto Serif" w:eastAsia="Noto Serif SC" w:hAnsi="Noto Serif" w:cs="Noto Serif"/>
-          <w:sz w:val="24"/>
-          <w:szCs w:val="24"/>
-          <w:lang w:val="en-US"/>
-        </w:rPr>
-        <w:t xml:space="preserve"> Sheng I, II)</w:t>
-      </w:r>
-    </w:p>
-    <w:p>
-      <w:pPr>
-        <w:jc w:val="right"/>
+        <w:t xml:space="preserve"> </w:t>
+      </w:r>
+      <w:r>
+        <w:rPr>
+          <w:rFonts w:ascii="Noto Serif" w:eastAsia="Noto Serif SC" w:hAnsi="Noto Serif" w:cs="Noto Serif"/>
+          <w:sz w:val="24"/>
+          <w:szCs w:val="24"/>
+          <w:lang w:val="en-US"/>
+        </w:rPr>
+        <w:t xml:space="preserve">2 </w:t>
+      </w:r>
+      <w:r>
+        <w:rPr>
+          <w:rFonts w:ascii="Noto Serif" w:eastAsia="Noto Serif SC" w:hAnsi="Noto Serif" w:cs="Noto Serif"/>
+          <w:sz w:val="24"/>
+          <w:szCs w:val="24"/>
+          <w:lang w:val="en-US"/>
+        </w:rPr>
+        <w:t>Gaoyin Sheng</w:t>
+      </w:r>
+    </w:p>
+    <w:p>
+      <w:pPr>
         <w:rPr>
           <w:rFonts w:ascii="Noto Serif" w:eastAsia="Noto Serif SC" w:hAnsi="Noto Serif" w:cs="Noto Serif"/>
           <w:sz w:val="24"/>
@@ -3155,32 +3086,11 @@
           <w:szCs w:val="24"/>
           <w:lang w:val="en-US"/>
         </w:rPr>
-        <w:t>(</w:t>
-      </w:r>
-      <w:proofErr w:type="spellStart"/>
-      <w:r>
-        <w:rPr>
-          <w:rFonts w:ascii="Noto Serif" w:eastAsia="Noto Serif SC" w:hAnsi="Noto Serif" w:cs="Noto Serif"/>
-          <w:sz w:val="24"/>
-          <w:szCs w:val="24"/>
-          <w:lang w:val="en-US"/>
-        </w:rPr>
-        <w:t>Zhongyin</w:t>
-      </w:r>
-      <w:proofErr w:type="spellEnd"/>
-      <w:r>
-        <w:rPr>
-          <w:rFonts w:ascii="Noto Serif" w:eastAsia="Noto Serif SC" w:hAnsi="Noto Serif" w:cs="Noto Serif"/>
-          <w:sz w:val="24"/>
-          <w:szCs w:val="24"/>
-          <w:lang w:val="en-US"/>
-        </w:rPr>
-        <w:t xml:space="preserve"> Sheng)</w:t>
-      </w:r>
-    </w:p>
-    <w:p>
-      <w:pPr>
-        <w:jc w:val="right"/>
+        <w:t>Zhongyin Sheng</w:t>
+      </w:r>
+    </w:p>
+    <w:p>
+      <w:pPr>
         <w:rPr>
           <w:rFonts w:ascii="Noto Serif" w:eastAsia="Noto Serif SC" w:hAnsi="Noto Serif" w:cs="Noto Serif"/>
           <w:sz w:val="24"/>
@@ -3213,30 +3123,37 @@
           <w:szCs w:val="24"/>
           <w:lang w:val="en-US"/>
         </w:rPr>
-        <w:t>(Diyin Sheng)</w:t>
-      </w:r>
-    </w:p>
-    <w:p>
-      <w:pPr>
-        <w:jc w:val="right"/>
-        <w:rPr>
-          <w:rFonts w:ascii="Noto Serif" w:eastAsia="Noto Serif SC" w:hAnsi="Noto Serif" w:cs="Noto Serif"/>
-          <w:sz w:val="24"/>
-          <w:szCs w:val="24"/>
-          <w:lang w:val="en-US"/>
-        </w:rPr>
-      </w:pPr>
-    </w:p>
-    <w:p>
-      <w:pPr>
-        <w:jc w:val="right"/>
-        <w:rPr>
-          <w:rFonts w:ascii="Noto Serif" w:eastAsia="Noto Serif SC" w:hAnsi="Noto Serif" w:cs="Noto Serif"/>
-          <w:sz w:val="24"/>
-          <w:szCs w:val="24"/>
-          <w:lang w:val="en-US"/>
-        </w:rPr>
-      </w:pPr>
+        <w:t>Diyin Sheng</w:t>
+      </w:r>
+    </w:p>
+    <w:p>
+      <w:pPr>
+        <w:rPr>
+          <w:rFonts w:ascii="Noto Serif" w:eastAsia="Noto Serif SC" w:hAnsi="Noto Serif" w:cs="Noto Serif"/>
+          <w:sz w:val="24"/>
+          <w:szCs w:val="24"/>
+          <w:lang w:val="en-US"/>
+        </w:rPr>
+      </w:pPr>
+    </w:p>
+    <w:p>
+      <w:pPr>
+        <w:rPr>
+          <w:rFonts w:ascii="Noto Serif" w:eastAsia="Noto Serif SC" w:hAnsi="Noto Serif" w:cs="Noto Serif"/>
+          <w:sz w:val="24"/>
+          <w:szCs w:val="24"/>
+          <w:lang w:val="en-US"/>
+        </w:rPr>
+      </w:pPr>
+      <w:r>
+        <w:rPr>
+          <w:rFonts w:ascii="Noto Serif" w:eastAsia="Noto Serif SC" w:hAnsi="Noto Serif" w:cs="Noto Serif"/>
+          <w:sz w:val="24"/>
+          <w:szCs w:val="24"/>
+          <w:lang w:val="en-US"/>
+        </w:rPr>
+        <w:t xml:space="preserve">2 </w:t>
+      </w:r>
       <w:r>
         <w:rPr>
           <w:rFonts w:ascii="Noto Serif" w:eastAsia="Noto Serif SC" w:hAnsi="Noto Serif" w:cs="Noto Serif"/>
@@ -3262,52 +3179,29 @@
           <w:szCs w:val="24"/>
           <w:lang w:val="en-US"/>
         </w:rPr>
-        <w:t xml:space="preserve"> I, II (</w:t>
-      </w:r>
-      <w:proofErr w:type="spellStart"/>
-      <w:r>
-        <w:rPr>
-          <w:rFonts w:ascii="Noto Serif" w:eastAsia="Noto Serif SC" w:hAnsi="Noto Serif" w:cs="Noto Serif"/>
-          <w:sz w:val="24"/>
-          <w:szCs w:val="24"/>
-          <w:lang w:val="en-US"/>
-        </w:rPr>
-        <w:t>Gaoyin</w:t>
-      </w:r>
-      <w:proofErr w:type="spellEnd"/>
-      <w:r>
-        <w:rPr>
-          <w:rFonts w:ascii="Noto Serif" w:eastAsia="Noto Serif SC" w:hAnsi="Noto Serif" w:cs="Noto Serif"/>
-          <w:sz w:val="24"/>
-          <w:szCs w:val="24"/>
-          <w:lang w:val="en-US"/>
-        </w:rPr>
         <w:t xml:space="preserve"> </w:t>
       </w:r>
-      <w:proofErr w:type="spellStart"/>
-      <w:r>
-        <w:rPr>
-          <w:rFonts w:ascii="Noto Serif" w:eastAsia="Noto Serif SC" w:hAnsi="Noto Serif" w:cs="Noto Serif"/>
-          <w:sz w:val="24"/>
-          <w:szCs w:val="24"/>
-          <w:lang w:val="en-US"/>
-        </w:rPr>
-        <w:t>Suona</w:t>
-      </w:r>
-      <w:proofErr w:type="spellEnd"/>
-      <w:r>
-        <w:rPr>
-          <w:rFonts w:ascii="Noto Serif" w:eastAsia="Noto Serif SC" w:hAnsi="Noto Serif" w:cs="Noto Serif"/>
-          <w:sz w:val="24"/>
-          <w:szCs w:val="24"/>
-          <w:lang w:val="en-US"/>
-        </w:rPr>
-        <w:t xml:space="preserve"> I, II)</w:t>
-      </w:r>
-    </w:p>
-    <w:p>
-      <w:pPr>
-        <w:jc w:val="right"/>
+      <w:r>
+        <w:rPr>
+          <w:rFonts w:ascii="Noto Serif" w:eastAsia="Noto Serif SC" w:hAnsi="Noto Serif" w:cs="Noto Serif"/>
+          <w:sz w:val="24"/>
+          <w:szCs w:val="24"/>
+          <w:lang w:val="en-US"/>
+        </w:rPr>
+        <w:t xml:space="preserve">2 </w:t>
+      </w:r>
+      <w:r>
+        <w:rPr>
+          <w:rFonts w:ascii="Noto Serif" w:eastAsia="Noto Serif SC" w:hAnsi="Noto Serif" w:cs="Noto Serif"/>
+          <w:sz w:val="24"/>
+          <w:szCs w:val="24"/>
+          <w:lang w:val="en-US"/>
+        </w:rPr>
+        <w:t>Gaoyin Suona</w:t>
+      </w:r>
+    </w:p>
+    <w:p>
+      <w:pPr>
         <w:rPr>
           <w:rFonts w:ascii="Noto Serif" w:eastAsia="Noto Serif SC" w:hAnsi="Noto Serif" w:cs="Noto Serif"/>
           <w:sz w:val="24"/>
@@ -3348,39 +3242,92 @@
           <w:szCs w:val="24"/>
           <w:lang w:val="en-US"/>
         </w:rPr>
-        <w:t xml:space="preserve"> (</w:t>
-      </w:r>
-      <w:proofErr w:type="spellStart"/>
-      <w:r>
-        <w:rPr>
-          <w:rFonts w:ascii="Noto Serif" w:eastAsia="Noto Serif SC" w:hAnsi="Noto Serif" w:cs="Noto Serif"/>
-          <w:sz w:val="24"/>
-          <w:szCs w:val="24"/>
-          <w:lang w:val="en-US"/>
-        </w:rPr>
-        <w:t>Jiajian</w:t>
-      </w:r>
-      <w:proofErr w:type="spellEnd"/>
-      <w:r>
-        <w:rPr>
-          <w:rFonts w:ascii="Noto Serif" w:eastAsia="Noto Serif SC" w:hAnsi="Noto Serif" w:cs="Noto Serif"/>
-          <w:sz w:val="24"/>
-          <w:szCs w:val="24"/>
-          <w:lang w:val="en-US"/>
-        </w:rPr>
         <w:t xml:space="preserve"> </w:t>
       </w:r>
-      <w:proofErr w:type="spellStart"/>
-      <w:r>
-        <w:rPr>
-          <w:rFonts w:ascii="Noto Serif" w:eastAsia="Noto Serif SC" w:hAnsi="Noto Serif" w:cs="Noto Serif"/>
-          <w:sz w:val="24"/>
-          <w:szCs w:val="24"/>
-          <w:lang w:val="en-US"/>
-        </w:rPr>
-        <w:t>Zhongyin</w:t>
-      </w:r>
-      <w:proofErr w:type="spellEnd"/>
+      <w:r>
+        <w:rPr>
+          <w:rFonts w:ascii="Noto Serif" w:eastAsia="Noto Serif SC" w:hAnsi="Noto Serif" w:cs="Noto Serif"/>
+          <w:sz w:val="24"/>
+          <w:szCs w:val="24"/>
+          <w:lang w:val="en-US"/>
+        </w:rPr>
+        <w:t xml:space="preserve">Jiajian </w:t>
+      </w:r>
+      <w:r>
+        <w:rPr>
+          <w:rFonts w:ascii="Noto Serif" w:eastAsia="Noto Serif SC" w:hAnsi="Noto Serif" w:cs="Noto Serif"/>
+          <w:sz w:val="24"/>
+          <w:szCs w:val="24"/>
+          <w:lang w:val="en-US"/>
+        </w:rPr>
+        <w:t>Zhongyin Suona</w:t>
+      </w:r>
+    </w:p>
+    <w:p>
+      <w:pPr>
+        <w:rPr>
+          <w:rFonts w:ascii="Noto Serif" w:eastAsia="Noto Serif SC" w:hAnsi="Noto Serif" w:cs="Noto Serif"/>
+          <w:sz w:val="24"/>
+          <w:szCs w:val="24"/>
+          <w:lang w:val="en-US"/>
+        </w:rPr>
+      </w:pPr>
+    </w:p>
+    <w:p>
+      <w:pPr>
+        <w:rPr>
+          <w:rFonts w:ascii="Noto Serif" w:eastAsia="Noto Serif SC" w:hAnsi="Noto Serif" w:cs="Noto Serif"/>
+          <w:sz w:val="24"/>
+          <w:szCs w:val="24"/>
+          <w:lang w:val="en-US"/>
+        </w:rPr>
+      </w:pPr>
+      <w:r>
+        <w:rPr>
+          <w:rFonts w:ascii="Noto Serif" w:eastAsia="Noto Serif SC" w:hAnsi="Noto Serif" w:cs="Noto Serif"/>
+          <w:sz w:val="24"/>
+          <w:szCs w:val="24"/>
+          <w:lang w:val="en-US"/>
+        </w:rPr>
+        <w:t>高音管</w:t>
+      </w:r>
+      <w:r>
+        <w:rPr>
+          <w:rFonts w:ascii="Noto Serif" w:eastAsia="Noto Serif SC" w:hAnsi="Noto Serif" w:cs="Noto Serif"/>
+          <w:sz w:val="24"/>
+          <w:szCs w:val="24"/>
+          <w:lang w:val="en-US"/>
+        </w:rPr>
+        <w:t xml:space="preserve"> Gaoyin Guan</w:t>
+      </w:r>
+    </w:p>
+    <w:p>
+      <w:pPr>
+        <w:rPr>
+          <w:rFonts w:ascii="Noto Serif" w:eastAsia="Noto Serif SC" w:hAnsi="Noto Serif" w:cs="Noto Serif"/>
+          <w:sz w:val="24"/>
+          <w:szCs w:val="24"/>
+          <w:lang w:val="en-US"/>
+        </w:rPr>
+      </w:pPr>
+      <w:r>
+        <w:rPr>
+          <w:rFonts w:ascii="Noto Serif" w:eastAsia="Noto Serif SC" w:hAnsi="Noto Serif" w:cs="Noto Serif"/>
+          <w:sz w:val="24"/>
+          <w:szCs w:val="24"/>
+          <w:lang w:val="en-US"/>
+        </w:rPr>
+        <w:t xml:space="preserve">2 </w:t>
+      </w:r>
+      <w:r>
+        <w:rPr>
+          <w:rFonts w:ascii="Noto Serif" w:eastAsia="Noto Serif SC" w:hAnsi="Noto Serif" w:cs="Noto Serif"/>
+          <w:sz w:val="24"/>
+          <w:szCs w:val="24"/>
+          <w:lang w:val="en-US"/>
+        </w:rPr>
+        <w:t>加键低音管</w:t>
+      </w:r>
       <w:r>
         <w:rPr>
           <w:rFonts w:ascii="Noto Serif" w:eastAsia="Noto Serif SC" w:hAnsi="Noto Serif" w:cs="Noto Serif"/>
@@ -3390,126 +3337,99 @@
         </w:rPr>
         <w:t xml:space="preserve"> </w:t>
       </w:r>
-      <w:proofErr w:type="spellStart"/>
-      <w:r>
-        <w:rPr>
-          <w:rFonts w:ascii="Noto Serif" w:eastAsia="Noto Serif SC" w:hAnsi="Noto Serif" w:cs="Noto Serif"/>
-          <w:sz w:val="24"/>
-          <w:szCs w:val="24"/>
-          <w:lang w:val="en-US"/>
-        </w:rPr>
-        <w:t>Suona</w:t>
-      </w:r>
-      <w:proofErr w:type="spellEnd"/>
-      <w:r>
-        <w:rPr>
-          <w:rFonts w:ascii="Noto Serif" w:eastAsia="Noto Serif SC" w:hAnsi="Noto Serif" w:cs="Noto Serif"/>
-          <w:sz w:val="24"/>
-          <w:szCs w:val="24"/>
-          <w:lang w:val="en-US"/>
-        </w:rPr>
-        <w:t>)</w:t>
-      </w:r>
-    </w:p>
-    <w:p>
-      <w:pPr>
-        <w:jc w:val="right"/>
-        <w:rPr>
-          <w:rFonts w:ascii="Noto Serif" w:eastAsia="Noto Serif SC" w:hAnsi="Noto Serif" w:cs="Noto Serif"/>
-          <w:sz w:val="24"/>
-          <w:szCs w:val="24"/>
-          <w:lang w:val="en-US"/>
-        </w:rPr>
-      </w:pPr>
-    </w:p>
-    <w:p>
-      <w:pPr>
-        <w:jc w:val="right"/>
-        <w:rPr>
-          <w:rFonts w:ascii="Noto Serif" w:eastAsia="Noto Serif SC" w:hAnsi="Noto Serif" w:cs="Noto Serif"/>
-          <w:sz w:val="24"/>
-          <w:szCs w:val="24"/>
-          <w:lang w:val="en-US"/>
-        </w:rPr>
-      </w:pPr>
-      <w:r>
-        <w:rPr>
-          <w:rFonts w:ascii="Noto Serif" w:eastAsia="Noto Serif SC" w:hAnsi="Noto Serif" w:cs="Noto Serif"/>
-          <w:sz w:val="24"/>
-          <w:szCs w:val="24"/>
-          <w:lang w:val="en-US"/>
-        </w:rPr>
-        <w:t>高音管</w:t>
-      </w:r>
-      <w:r>
-        <w:rPr>
-          <w:rFonts w:ascii="Noto Serif" w:eastAsia="Noto Serif SC" w:hAnsi="Noto Serif" w:cs="Noto Serif"/>
-          <w:sz w:val="24"/>
-          <w:szCs w:val="24"/>
-          <w:lang w:val="en-US"/>
-        </w:rPr>
-        <w:t xml:space="preserve"> (</w:t>
-      </w:r>
-      <w:proofErr w:type="spellStart"/>
-      <w:r>
-        <w:rPr>
-          <w:rFonts w:ascii="Noto Serif" w:eastAsia="Noto Serif SC" w:hAnsi="Noto Serif" w:cs="Noto Serif"/>
-          <w:sz w:val="24"/>
-          <w:szCs w:val="24"/>
-          <w:lang w:val="en-US"/>
-        </w:rPr>
-        <w:t>Gaoyin</w:t>
-      </w:r>
-      <w:proofErr w:type="spellEnd"/>
-      <w:r>
-        <w:rPr>
-          <w:rFonts w:ascii="Noto Serif" w:eastAsia="Noto Serif SC" w:hAnsi="Noto Serif" w:cs="Noto Serif"/>
-          <w:sz w:val="24"/>
-          <w:szCs w:val="24"/>
-          <w:lang w:val="en-US"/>
-        </w:rPr>
-        <w:t xml:space="preserve"> Guan)</w:t>
-      </w:r>
-    </w:p>
-    <w:p>
-      <w:pPr>
-        <w:jc w:val="right"/>
-        <w:rPr>
-          <w:rFonts w:ascii="Noto Serif" w:eastAsia="Noto Serif SC" w:hAnsi="Noto Serif" w:cs="Noto Serif"/>
-          <w:sz w:val="24"/>
-          <w:szCs w:val="24"/>
-          <w:lang w:val="en-US"/>
-        </w:rPr>
-      </w:pPr>
-      <w:r>
-        <w:rPr>
-          <w:rFonts w:ascii="Noto Serif" w:eastAsia="Noto Serif SC" w:hAnsi="Noto Serif" w:cs="Noto Serif"/>
-          <w:sz w:val="24"/>
-          <w:szCs w:val="24"/>
-          <w:lang w:val="en-US"/>
-        </w:rPr>
-        <w:t>加键低音管</w:t>
-      </w:r>
-      <w:r>
-        <w:rPr>
-          <w:rFonts w:ascii="Noto Serif" w:eastAsia="Noto Serif SC" w:hAnsi="Noto Serif" w:cs="Noto Serif"/>
-          <w:sz w:val="24"/>
-          <w:szCs w:val="24"/>
-          <w:lang w:val="en-US"/>
-        </w:rPr>
-        <w:t xml:space="preserve"> I, II (</w:t>
-      </w:r>
-      <w:proofErr w:type="spellStart"/>
-      <w:r>
-        <w:rPr>
-          <w:rFonts w:ascii="Noto Serif" w:eastAsia="Noto Serif SC" w:hAnsi="Noto Serif" w:cs="Noto Serif"/>
-          <w:sz w:val="24"/>
-          <w:szCs w:val="24"/>
-          <w:lang w:val="en-US"/>
-        </w:rPr>
-        <w:t>Jiajian</w:t>
-      </w:r>
-      <w:proofErr w:type="spellEnd"/>
+      <w:r>
+        <w:rPr>
+          <w:rFonts w:ascii="Noto Serif" w:eastAsia="Noto Serif SC" w:hAnsi="Noto Serif" w:cs="Noto Serif"/>
+          <w:sz w:val="24"/>
+          <w:szCs w:val="24"/>
+          <w:lang w:val="en-US"/>
+        </w:rPr>
+        <w:t xml:space="preserve">2 </w:t>
+      </w:r>
+      <w:r>
+        <w:rPr>
+          <w:rFonts w:ascii="Noto Serif" w:eastAsia="Noto Serif SC" w:hAnsi="Noto Serif" w:cs="Noto Serif"/>
+          <w:sz w:val="24"/>
+          <w:szCs w:val="24"/>
+          <w:lang w:val="en-US"/>
+        </w:rPr>
+        <w:t>Jiajian Diyin Guan</w:t>
+      </w:r>
+    </w:p>
+    <w:p>
+      <w:pPr>
+        <w:rPr>
+          <w:rFonts w:ascii="Noto Serif" w:eastAsia="Noto Serif SC" w:hAnsi="Noto Serif" w:cs="Noto Serif"/>
+          <w:sz w:val="24"/>
+          <w:szCs w:val="24"/>
+          <w:lang w:val="en-US"/>
+        </w:rPr>
+      </w:pPr>
+      <w:r>
+        <w:rPr>
+          <w:rFonts w:ascii="Noto Serif" w:eastAsia="Noto Serif SC" w:hAnsi="Noto Serif" w:cs="Noto Serif"/>
+          <w:sz w:val="24"/>
+          <w:szCs w:val="24"/>
+          <w:lang w:val="en-US"/>
+        </w:rPr>
+        <w:t>加键倍低音管</w:t>
+      </w:r>
+      <w:r>
+        <w:rPr>
+          <w:rFonts w:ascii="Noto Serif" w:eastAsia="Noto Serif SC" w:hAnsi="Noto Serif" w:cs="Noto Serif"/>
+          <w:sz w:val="24"/>
+          <w:szCs w:val="24"/>
+          <w:lang w:val="en-US"/>
+        </w:rPr>
+        <w:t xml:space="preserve"> Jiajian Bei Diyin Guan</w:t>
+      </w:r>
+    </w:p>
+    <w:p>
+      <w:pPr>
+        <w:rPr>
+          <w:rFonts w:ascii="Noto Serif" w:eastAsia="Noto Serif SC" w:hAnsi="Noto Serif" w:cs="Noto Serif"/>
+          <w:sz w:val="24"/>
+          <w:szCs w:val="24"/>
+          <w:lang w:val="en-US"/>
+        </w:rPr>
+      </w:pPr>
+    </w:p>
+    <w:p>
+      <w:pPr>
+        <w:rPr>
+          <w:rFonts w:ascii="Noto Serif" w:eastAsia="Noto Serif SC" w:hAnsi="Noto Serif" w:cs="Noto Serif"/>
+          <w:sz w:val="24"/>
+          <w:szCs w:val="24"/>
+          <w:lang w:val="en-US"/>
+        </w:rPr>
+      </w:pPr>
+      <w:r>
+        <w:rPr>
+          <w:rFonts w:ascii="Noto Serif" w:eastAsia="Noto Serif SC" w:hAnsi="Noto Serif" w:cs="Microsoft YaHei"/>
+          <w:sz w:val="24"/>
+          <w:szCs w:val="24"/>
+          <w:lang w:val="en-US"/>
+        </w:rPr>
+        <w:t xml:space="preserve">2 </w:t>
+      </w:r>
+      <w:r>
+        <w:rPr>
+          <w:rFonts w:ascii="Noto Serif" w:eastAsia="Noto Serif SC" w:hAnsi="Noto Serif" w:cs="Microsoft YaHei" w:hint="eastAsia"/>
+          <w:sz w:val="24"/>
+          <w:szCs w:val="24"/>
+          <w:lang w:val="en-US"/>
+        </w:rPr>
+        <w:t>扬</w:t>
+      </w:r>
+      <w:r>
+        <w:rPr>
+          <w:rFonts w:ascii="Noto Serif" w:eastAsia="Noto Serif SC" w:hAnsi="Noto Serif" w:cs="Yu Gothic" w:hint="eastAsia"/>
+          <w:sz w:val="24"/>
+          <w:szCs w:val="24"/>
+          <w:lang w:val="en-US"/>
+        </w:rPr>
+        <w:t>琴</w:t>
+      </w:r>
       <w:r>
         <w:rPr>
           <w:rFonts w:ascii="Noto Serif" w:eastAsia="Noto Serif SC" w:hAnsi="Noto Serif" w:cs="Noto Serif"/>
@@ -3519,134 +3439,343 @@
         </w:rPr>
         <w:t xml:space="preserve"> </w:t>
       </w:r>
-      <w:proofErr w:type="spellStart"/>
-      <w:r>
-        <w:rPr>
-          <w:rFonts w:ascii="Noto Serif" w:eastAsia="Noto Serif SC" w:hAnsi="Noto Serif" w:cs="Noto Serif"/>
-          <w:sz w:val="24"/>
-          <w:szCs w:val="24"/>
-          <w:lang w:val="en-US"/>
-        </w:rPr>
-        <w:t>Diyin</w:t>
-      </w:r>
-      <w:proofErr w:type="spellEnd"/>
-      <w:r>
-        <w:rPr>
-          <w:rFonts w:ascii="Noto Serif" w:eastAsia="Noto Serif SC" w:hAnsi="Noto Serif" w:cs="Noto Serif"/>
-          <w:sz w:val="24"/>
-          <w:szCs w:val="24"/>
-          <w:lang w:val="en-US"/>
-        </w:rPr>
-        <w:t xml:space="preserve"> Guan I, II)</w:t>
-      </w:r>
-    </w:p>
-    <w:p>
-      <w:pPr>
-        <w:jc w:val="right"/>
-        <w:rPr>
-          <w:rFonts w:ascii="Noto Serif" w:eastAsia="Noto Serif SC" w:hAnsi="Noto Serif" w:cs="Noto Serif"/>
-          <w:sz w:val="24"/>
-          <w:szCs w:val="24"/>
-          <w:lang w:val="en-US"/>
-        </w:rPr>
-      </w:pPr>
-      <w:r>
-        <w:rPr>
-          <w:rFonts w:ascii="Noto Serif" w:eastAsia="Noto Serif SC" w:hAnsi="Noto Serif" w:cs="Noto Serif"/>
-          <w:sz w:val="24"/>
-          <w:szCs w:val="24"/>
-          <w:lang w:val="en-US"/>
-        </w:rPr>
-        <w:t>加键倍低音管</w:t>
-      </w:r>
-      <w:r>
-        <w:rPr>
-          <w:rFonts w:ascii="Noto Serif" w:eastAsia="Noto Serif SC" w:hAnsi="Noto Serif" w:cs="Noto Serif"/>
-          <w:sz w:val="24"/>
-          <w:szCs w:val="24"/>
-          <w:lang w:val="en-US"/>
-        </w:rPr>
-        <w:t xml:space="preserve"> (</w:t>
-      </w:r>
-      <w:proofErr w:type="spellStart"/>
-      <w:r>
-        <w:rPr>
-          <w:rFonts w:ascii="Noto Serif" w:eastAsia="Noto Serif SC" w:hAnsi="Noto Serif" w:cs="Noto Serif"/>
-          <w:sz w:val="24"/>
-          <w:szCs w:val="24"/>
-          <w:lang w:val="en-US"/>
-        </w:rPr>
-        <w:t>Jiajian</w:t>
-      </w:r>
-      <w:proofErr w:type="spellEnd"/>
-      <w:r>
-        <w:rPr>
-          <w:rFonts w:ascii="Noto Serif" w:eastAsia="Noto Serif SC" w:hAnsi="Noto Serif" w:cs="Noto Serif"/>
-          <w:sz w:val="24"/>
-          <w:szCs w:val="24"/>
-          <w:lang w:val="en-US"/>
-        </w:rPr>
-        <w:t xml:space="preserve"> Bei </w:t>
-      </w:r>
-      <w:proofErr w:type="spellStart"/>
-      <w:r>
-        <w:rPr>
-          <w:rFonts w:ascii="Noto Serif" w:eastAsia="Noto Serif SC" w:hAnsi="Noto Serif" w:cs="Noto Serif"/>
-          <w:sz w:val="24"/>
-          <w:szCs w:val="24"/>
-          <w:lang w:val="en-US"/>
-        </w:rPr>
-        <w:t>Diyin</w:t>
-      </w:r>
-      <w:proofErr w:type="spellEnd"/>
-      <w:r>
-        <w:rPr>
-          <w:rFonts w:ascii="Noto Serif" w:eastAsia="Noto Serif SC" w:hAnsi="Noto Serif" w:cs="Noto Serif"/>
-          <w:sz w:val="24"/>
-          <w:szCs w:val="24"/>
-          <w:lang w:val="en-US"/>
-        </w:rPr>
-        <w:t xml:space="preserve"> Guan)</w:t>
-      </w:r>
-    </w:p>
-    <w:p>
-      <w:pPr>
-        <w:jc w:val="right"/>
-        <w:rPr>
-          <w:rFonts w:ascii="Noto Serif" w:eastAsia="Noto Serif SC" w:hAnsi="Noto Serif" w:cs="Noto Serif"/>
-          <w:sz w:val="24"/>
-          <w:szCs w:val="24"/>
-          <w:lang w:val="en-US"/>
-        </w:rPr>
-      </w:pPr>
-    </w:p>
-    <w:p>
-      <w:pPr>
-        <w:jc w:val="right"/>
-        <w:rPr>
-          <w:rFonts w:ascii="Noto Serif" w:eastAsia="Noto Serif SC" w:hAnsi="Noto Serif" w:cs="Noto Serif"/>
-          <w:sz w:val="24"/>
-          <w:szCs w:val="24"/>
-          <w:lang w:val="en-US"/>
-        </w:rPr>
-      </w:pPr>
-      <w:r>
-        <w:rPr>
-          <w:rFonts w:ascii="Noto Serif" w:eastAsia="Noto Serif SC" w:hAnsi="Noto Serif" w:cs="Microsoft YaHei" w:hint="eastAsia"/>
-          <w:sz w:val="24"/>
-          <w:szCs w:val="24"/>
-          <w:lang w:val="en-US"/>
-        </w:rPr>
-        <w:t>扬</w:t>
-      </w:r>
-      <w:r>
-        <w:rPr>
-          <w:rFonts w:ascii="Noto Serif" w:eastAsia="Noto Serif SC" w:hAnsi="Noto Serif" w:cs="Yu Gothic" w:hint="eastAsia"/>
-          <w:sz w:val="24"/>
-          <w:szCs w:val="24"/>
-          <w:lang w:val="en-US"/>
-        </w:rPr>
-        <w:t>琴</w:t>
+      <w:r>
+        <w:rPr>
+          <w:rFonts w:ascii="Noto Serif" w:eastAsia="Noto Serif SC" w:hAnsi="Noto Serif" w:cs="Noto Serif"/>
+          <w:sz w:val="24"/>
+          <w:szCs w:val="24"/>
+          <w:lang w:val="en-US"/>
+        </w:rPr>
+        <w:t xml:space="preserve">2 </w:t>
+      </w:r>
+      <w:r>
+        <w:rPr>
+          <w:rFonts w:ascii="Noto Serif" w:eastAsia="Noto Serif SC" w:hAnsi="Noto Serif" w:cs="Noto Serif"/>
+          <w:sz w:val="24"/>
+          <w:szCs w:val="24"/>
+          <w:lang w:val="en-US"/>
+        </w:rPr>
+        <w:t>Yangqin</w:t>
+      </w:r>
+    </w:p>
+    <w:p>
+      <w:pPr>
+        <w:rPr>
+          <w:rFonts w:ascii="Noto Serif" w:eastAsia="Noto Serif SC" w:hAnsi="Noto Serif" w:cs="Noto Serif"/>
+          <w:sz w:val="24"/>
+          <w:szCs w:val="24"/>
+          <w:lang w:val="en-US"/>
+        </w:rPr>
+      </w:pPr>
+      <w:r>
+        <w:rPr>
+          <w:rFonts w:ascii="Noto Serif" w:eastAsia="Noto Serif SC" w:hAnsi="Noto Serif" w:cs="Noto Serif"/>
+          <w:sz w:val="24"/>
+          <w:szCs w:val="24"/>
+          <w:lang w:val="en-US"/>
+        </w:rPr>
+        <w:t>柳琴</w:t>
+      </w:r>
+      <w:r>
+        <w:rPr>
+          <w:rFonts w:ascii="Noto Serif" w:eastAsia="Noto Serif SC" w:hAnsi="Noto Serif" w:cs="Noto Serif"/>
+          <w:sz w:val="24"/>
+          <w:szCs w:val="24"/>
+          <w:lang w:val="en-US"/>
+        </w:rPr>
+        <w:t xml:space="preserve"> Liuqi</w:t>
+      </w:r>
+      <w:r>
+        <w:rPr>
+          <w:rFonts w:ascii="Noto Serif" w:eastAsia="Noto Serif SC" w:hAnsi="Noto Serif" w:cs="Noto Serif"/>
+          <w:sz w:val="24"/>
+          <w:szCs w:val="24"/>
+          <w:lang w:val="en-US"/>
+        </w:rPr>
+        <w:t>n</w:t>
+      </w:r>
+    </w:p>
+    <w:p>
+      <w:pPr>
+        <w:rPr>
+          <w:rFonts w:ascii="Noto Serif" w:eastAsia="Noto Serif SC" w:hAnsi="Noto Serif" w:cs="Noto Serif"/>
+          <w:sz w:val="24"/>
+          <w:szCs w:val="24"/>
+          <w:lang w:val="en-US"/>
+        </w:rPr>
+      </w:pPr>
+      <w:r>
+        <w:rPr>
+          <w:rFonts w:ascii="Noto Serif" w:eastAsia="Noto Serif SC" w:hAnsi="Noto Serif" w:cs="Noto Serif"/>
+          <w:sz w:val="24"/>
+          <w:szCs w:val="24"/>
+          <w:lang w:val="en-US"/>
+        </w:rPr>
+        <w:t>琵琶</w:t>
+      </w:r>
+      <w:r>
+        <w:rPr>
+          <w:rFonts w:ascii="Noto Serif" w:eastAsia="Noto Serif SC" w:hAnsi="Noto Serif" w:cs="Noto Serif"/>
+          <w:sz w:val="24"/>
+          <w:szCs w:val="24"/>
+          <w:lang w:val="en-US"/>
+        </w:rPr>
+        <w:t xml:space="preserve"> Pipa</w:t>
+      </w:r>
+    </w:p>
+    <w:p>
+      <w:pPr>
+        <w:rPr>
+          <w:rFonts w:ascii="Noto Serif" w:eastAsia="Noto Serif SC" w:hAnsi="Noto Serif" w:cs="Noto Serif"/>
+          <w:sz w:val="24"/>
+          <w:szCs w:val="24"/>
+          <w:lang w:val="en-US"/>
+        </w:rPr>
+      </w:pPr>
+      <w:r>
+        <w:rPr>
+          <w:rFonts w:ascii="Noto Serif" w:eastAsia="Noto Serif SC" w:hAnsi="Noto Serif" w:cs="Noto Serif"/>
+          <w:sz w:val="24"/>
+          <w:szCs w:val="24"/>
+          <w:lang w:val="en-US"/>
+        </w:rPr>
+        <w:t>中阮</w:t>
+      </w:r>
+      <w:r>
+        <w:rPr>
+          <w:rFonts w:ascii="Noto Serif" w:eastAsia="Noto Serif SC" w:hAnsi="Noto Serif" w:cs="Noto Serif"/>
+          <w:sz w:val="24"/>
+          <w:szCs w:val="24"/>
+          <w:lang w:val="en-US"/>
+        </w:rPr>
+        <w:t xml:space="preserve"> Zhongruan</w:t>
+      </w:r>
+    </w:p>
+    <w:p>
+      <w:pPr>
+        <w:rPr>
+          <w:rFonts w:ascii="Noto Serif" w:eastAsia="Noto Serif SC" w:hAnsi="Noto Serif" w:cs="Noto Serif"/>
+          <w:sz w:val="24"/>
+          <w:szCs w:val="24"/>
+          <w:lang w:val="en-US"/>
+        </w:rPr>
+      </w:pPr>
+      <w:r>
+        <w:rPr>
+          <w:rFonts w:ascii="Noto Serif" w:eastAsia="Noto Serif SC" w:hAnsi="Noto Serif" w:cs="Noto Serif"/>
+          <w:sz w:val="24"/>
+          <w:szCs w:val="24"/>
+          <w:lang w:val="en-US"/>
+        </w:rPr>
+        <w:t>大阮</w:t>
+      </w:r>
+      <w:r>
+        <w:rPr>
+          <w:rFonts w:ascii="Noto Serif" w:eastAsia="Noto Serif SC" w:hAnsi="Noto Serif" w:cs="Noto Serif"/>
+          <w:sz w:val="24"/>
+          <w:szCs w:val="24"/>
+          <w:lang w:val="en-US"/>
+        </w:rPr>
+        <w:t xml:space="preserve"> Daruan</w:t>
+      </w:r>
+    </w:p>
+    <w:p>
+      <w:pPr>
+        <w:rPr>
+          <w:rFonts w:ascii="Noto Serif" w:eastAsia="Noto Serif SC" w:hAnsi="Noto Serif" w:cs="Noto Serif"/>
+          <w:sz w:val="24"/>
+          <w:szCs w:val="24"/>
+          <w:lang w:val="en-US"/>
+        </w:rPr>
+      </w:pPr>
+    </w:p>
+    <w:p>
+      <w:pPr>
+        <w:rPr>
+          <w:rFonts w:ascii="Noto Serif" w:eastAsia="Noto Serif SC" w:hAnsi="Noto Serif" w:cs="Noto Serif"/>
+          <w:sz w:val="24"/>
+          <w:szCs w:val="24"/>
+          <w:lang w:val="en-US"/>
+        </w:rPr>
+      </w:pPr>
+      <w:r>
+        <w:rPr>
+          <w:rFonts w:ascii="Noto Serif" w:eastAsia="Noto Serif SC" w:hAnsi="Noto Serif" w:cs="Noto Serif"/>
+          <w:sz w:val="24"/>
+          <w:szCs w:val="24"/>
+          <w:lang w:val="en-US"/>
+        </w:rPr>
+        <w:t>竖琴</w:t>
+      </w:r>
+      <w:r>
+        <w:rPr>
+          <w:rFonts w:ascii="Noto Serif" w:eastAsia="Noto Serif SC" w:hAnsi="Noto Serif" w:cs="Noto Serif"/>
+          <w:sz w:val="24"/>
+          <w:szCs w:val="24"/>
+          <w:lang w:val="en-US"/>
+        </w:rPr>
+        <w:t xml:space="preserve"> Harp</w:t>
+      </w:r>
+    </w:p>
+    <w:p>
+      <w:pPr>
+        <w:rPr>
+          <w:rFonts w:ascii="Noto Serif" w:eastAsia="Noto Serif SC" w:hAnsi="Noto Serif" w:cs="Noto Serif"/>
+          <w:sz w:val="24"/>
+          <w:szCs w:val="24"/>
+          <w:lang w:val="en-US"/>
+        </w:rPr>
+      </w:pPr>
+    </w:p>
+    <w:p>
+      <w:pPr>
+        <w:rPr>
+          <w:rFonts w:ascii="Noto Serif" w:eastAsia="Noto Serif SC" w:hAnsi="Noto Serif" w:cs="Noto Serif"/>
+          <w:sz w:val="24"/>
+          <w:szCs w:val="24"/>
+          <w:lang w:val="en-US"/>
+        </w:rPr>
+      </w:pPr>
+      <w:r>
+        <w:rPr>
+          <w:rFonts w:ascii="Noto Serif" w:eastAsia="Noto Serif SC" w:hAnsi="Noto Serif" w:cs="Noto Serif"/>
+          <w:sz w:val="24"/>
+          <w:szCs w:val="24"/>
+          <w:lang w:val="en-US"/>
+        </w:rPr>
+        <w:t>定音鼓</w:t>
+      </w:r>
+      <w:r>
+        <w:rPr>
+          <w:rFonts w:ascii="Noto Serif" w:eastAsia="Noto Serif SC" w:hAnsi="Noto Serif" w:cs="Noto Serif"/>
+          <w:sz w:val="24"/>
+          <w:szCs w:val="24"/>
+          <w:lang w:val="en-US"/>
+        </w:rPr>
+        <w:t xml:space="preserve"> Timpani</w:t>
+      </w:r>
+    </w:p>
+    <w:p>
+      <w:pPr>
+        <w:rPr>
+          <w:rFonts w:ascii="Noto Serif" w:eastAsia="Noto Serif SC" w:hAnsi="Noto Serif" w:cs="Noto Serif"/>
+          <w:sz w:val="24"/>
+          <w:szCs w:val="24"/>
+          <w:lang w:val="en-US"/>
+        </w:rPr>
+      </w:pPr>
+      <w:r>
+        <w:rPr>
+          <w:rFonts w:ascii="Noto Serif" w:eastAsia="Noto Serif SC" w:hAnsi="Noto Serif" w:cs="Noto Serif"/>
+          <w:sz w:val="24"/>
+          <w:szCs w:val="24"/>
+          <w:lang w:val="en-US"/>
+        </w:rPr>
+        <w:t>云锣</w:t>
+      </w:r>
+      <w:r>
+        <w:rPr>
+          <w:rFonts w:ascii="Noto Serif" w:eastAsia="Noto Serif SC" w:hAnsi="Noto Serif" w:cs="Noto Serif"/>
+          <w:sz w:val="24"/>
+          <w:szCs w:val="24"/>
+          <w:lang w:val="en-US"/>
+        </w:rPr>
+        <w:t xml:space="preserve"> Yunluo</w:t>
+      </w:r>
+    </w:p>
+    <w:p>
+      <w:pPr>
+        <w:rPr>
+          <w:rFonts w:ascii="Noto Serif" w:eastAsia="Noto Serif SC" w:hAnsi="Noto Serif" w:cs="Noto Serif"/>
+          <w:sz w:val="24"/>
+          <w:szCs w:val="24"/>
+          <w:lang w:val="en-US"/>
+        </w:rPr>
+      </w:pPr>
+      <w:r>
+        <w:rPr>
+          <w:rFonts w:ascii="Noto Serif" w:eastAsia="Noto Serif SC" w:hAnsi="Noto Serif" w:cs="Noto Serif"/>
+          <w:sz w:val="24"/>
+          <w:szCs w:val="24"/>
+          <w:lang w:val="en-GB"/>
+        </w:rPr>
+        <w:t>拍顫器</w:t>
+      </w:r>
+      <w:r>
+        <w:rPr>
+          <w:rFonts w:ascii="Noto Serif" w:eastAsia="Noto Serif SC" w:hAnsi="Noto Serif" w:cs="Noto Serif"/>
+          <w:sz w:val="24"/>
+          <w:szCs w:val="24"/>
+          <w:lang w:val="en-GB"/>
+        </w:rPr>
+        <w:t xml:space="preserve"> Vibraphone</w:t>
+      </w:r>
+    </w:p>
+    <w:p>
+      <w:pPr>
+        <w:rPr>
+          <w:rFonts w:ascii="Noto Serif" w:eastAsia="Noto Serif SC" w:hAnsi="Noto Serif" w:cs="Noto Serif"/>
+          <w:sz w:val="24"/>
+          <w:szCs w:val="24"/>
+          <w:lang w:val="en-US"/>
+        </w:rPr>
+      </w:pPr>
+    </w:p>
+    <w:p>
+      <w:pPr>
+        <w:rPr>
+          <w:rFonts w:ascii="Noto Serif" w:eastAsia="Noto Serif SC" w:hAnsi="Noto Serif" w:cs="Noto Serif"/>
+          <w:sz w:val="24"/>
+          <w:szCs w:val="24"/>
+          <w:lang w:val="en-US"/>
+        </w:rPr>
+      </w:pPr>
+      <w:r>
+        <w:rPr>
+          <w:rFonts w:ascii="Noto Serif" w:eastAsia="Noto Serif SC" w:hAnsi="Noto Serif" w:cs="Noto Serif"/>
+          <w:sz w:val="24"/>
+          <w:szCs w:val="24"/>
+          <w:lang w:val="en-US"/>
+        </w:rPr>
+        <w:t>竖琴</w:t>
+      </w:r>
+      <w:r>
+        <w:rPr>
+          <w:rFonts w:ascii="Noto Serif" w:eastAsia="Noto Serif SC" w:hAnsi="Noto Serif" w:cs="Noto Serif"/>
+          <w:sz w:val="24"/>
+          <w:szCs w:val="24"/>
+          <w:lang w:val="en-US"/>
+        </w:rPr>
+        <w:t xml:space="preserve"> Harp</w:t>
+      </w:r>
+    </w:p>
+    <w:p>
+      <w:pPr>
+        <w:rPr>
+          <w:rFonts w:ascii="Noto Serif" w:eastAsia="Noto Serif SC" w:hAnsi="Noto Serif" w:cs="Noto Serif"/>
+          <w:sz w:val="24"/>
+          <w:szCs w:val="24"/>
+          <w:lang w:val="en-US"/>
+        </w:rPr>
+      </w:pPr>
+    </w:p>
+    <w:p>
+      <w:pPr>
+        <w:rPr>
+          <w:rFonts w:ascii="Noto Serif" w:eastAsia="Noto Serif SC" w:hAnsi="Noto Serif" w:cs="Noto Serif"/>
+          <w:sz w:val="24"/>
+          <w:szCs w:val="24"/>
+          <w:lang w:val="en-US"/>
+        </w:rPr>
+      </w:pPr>
+      <w:r>
+        <w:rPr>
+          <w:rFonts w:ascii="Noto Serif" w:eastAsia="Noto Serif SC" w:hAnsi="Noto Serif" w:cs="Noto Serif"/>
+          <w:sz w:val="24"/>
+          <w:szCs w:val="24"/>
+          <w:lang w:val="en-US"/>
+        </w:rPr>
+        <w:t>高胡</w:t>
       </w:r>
       <w:r>
         <w:rPr>
@@ -3664,393 +3793,20 @@
           <w:szCs w:val="24"/>
           <w:lang w:val="en-US"/>
         </w:rPr>
-        <w:t xml:space="preserve">I, II </w:t>
-      </w:r>
-      <w:r>
-        <w:rPr>
-          <w:rFonts w:ascii="Noto Serif" w:eastAsia="Noto Serif SC" w:hAnsi="Noto Serif" w:cs="Noto Serif"/>
-          <w:sz w:val="24"/>
-          <w:szCs w:val="24"/>
-          <w:lang w:val="en-US"/>
-        </w:rPr>
-        <w:t>(Yangqin</w:t>
-      </w:r>
-      <w:r>
-        <w:rPr>
-          <w:rFonts w:ascii="Noto Serif" w:eastAsia="Noto Serif SC" w:hAnsi="Noto Serif" w:cs="Noto Serif"/>
-          <w:sz w:val="24"/>
-          <w:szCs w:val="24"/>
-          <w:lang w:val="en-US"/>
-        </w:rPr>
-        <w:t xml:space="preserve"> I, II</w:t>
-      </w:r>
-      <w:r>
-        <w:rPr>
-          <w:rFonts w:ascii="Noto Serif" w:eastAsia="Noto Serif SC" w:hAnsi="Noto Serif" w:cs="Noto Serif"/>
-          <w:sz w:val="24"/>
-          <w:szCs w:val="24"/>
-          <w:lang w:val="en-US"/>
-        </w:rPr>
-        <w:t>)</w:t>
-      </w:r>
-    </w:p>
-    <w:p>
-      <w:pPr>
-        <w:jc w:val="right"/>
-        <w:rPr>
-          <w:rFonts w:ascii="Noto Serif" w:eastAsia="Noto Serif SC" w:hAnsi="Noto Serif" w:cs="Noto Serif"/>
-          <w:sz w:val="24"/>
-          <w:szCs w:val="24"/>
-          <w:lang w:val="en-US"/>
-        </w:rPr>
-      </w:pPr>
-      <w:r>
-        <w:rPr>
-          <w:rFonts w:ascii="Noto Serif" w:eastAsia="Noto Serif SC" w:hAnsi="Noto Serif" w:cs="Noto Serif"/>
-          <w:sz w:val="24"/>
-          <w:szCs w:val="24"/>
-          <w:lang w:val="en-US"/>
-        </w:rPr>
-        <w:t>柳琴</w:t>
-      </w:r>
-      <w:r>
-        <w:rPr>
-          <w:rFonts w:ascii="Noto Serif" w:eastAsia="Noto Serif SC" w:hAnsi="Noto Serif" w:cs="Noto Serif"/>
-          <w:sz w:val="24"/>
-          <w:szCs w:val="24"/>
-          <w:lang w:val="en-US"/>
-        </w:rPr>
-        <w:t xml:space="preserve"> (</w:t>
-      </w:r>
-      <w:proofErr w:type="spellStart"/>
-      <w:r>
-        <w:rPr>
-          <w:rFonts w:ascii="Noto Serif" w:eastAsia="Noto Serif SC" w:hAnsi="Noto Serif" w:cs="Noto Serif"/>
-          <w:sz w:val="24"/>
-          <w:szCs w:val="24"/>
-          <w:lang w:val="en-US"/>
-        </w:rPr>
-        <w:t>Liuqin</w:t>
-      </w:r>
-      <w:proofErr w:type="spellEnd"/>
-      <w:r>
-        <w:rPr>
-          <w:rFonts w:ascii="Noto Serif" w:eastAsia="Noto Serif SC" w:hAnsi="Noto Serif" w:cs="Noto Serif"/>
-          <w:sz w:val="24"/>
-          <w:szCs w:val="24"/>
-          <w:lang w:val="en-US"/>
-        </w:rPr>
-        <w:t>)</w:t>
-      </w:r>
-    </w:p>
-    <w:p>
-      <w:pPr>
-        <w:jc w:val="right"/>
-        <w:rPr>
-          <w:rFonts w:ascii="Noto Serif" w:eastAsia="Noto Serif SC" w:hAnsi="Noto Serif" w:cs="Noto Serif"/>
-          <w:sz w:val="24"/>
-          <w:szCs w:val="24"/>
-          <w:lang w:val="en-US"/>
-        </w:rPr>
-      </w:pPr>
-      <w:r>
-        <w:rPr>
-          <w:rFonts w:ascii="Noto Serif" w:eastAsia="Noto Serif SC" w:hAnsi="Noto Serif" w:cs="Noto Serif"/>
-          <w:sz w:val="24"/>
-          <w:szCs w:val="24"/>
-          <w:lang w:val="en-US"/>
-        </w:rPr>
-        <w:t>琵琶</w:t>
-      </w:r>
-      <w:r>
-        <w:rPr>
-          <w:rFonts w:ascii="Noto Serif" w:eastAsia="Noto Serif SC" w:hAnsi="Noto Serif" w:cs="Noto Serif"/>
-          <w:sz w:val="24"/>
-          <w:szCs w:val="24"/>
-          <w:lang w:val="en-US"/>
-        </w:rPr>
-        <w:t xml:space="preserve"> (Pipa)</w:t>
-      </w:r>
-    </w:p>
-    <w:p>
-      <w:pPr>
-        <w:jc w:val="right"/>
-        <w:rPr>
-          <w:rFonts w:ascii="Noto Serif" w:eastAsia="Noto Serif SC" w:hAnsi="Noto Serif" w:cs="Noto Serif"/>
-          <w:sz w:val="24"/>
-          <w:szCs w:val="24"/>
-          <w:lang w:val="en-US"/>
-        </w:rPr>
-      </w:pPr>
-      <w:r>
-        <w:rPr>
-          <w:rFonts w:ascii="Noto Serif" w:eastAsia="Noto Serif SC" w:hAnsi="Noto Serif" w:cs="Noto Serif"/>
-          <w:sz w:val="24"/>
-          <w:szCs w:val="24"/>
-          <w:lang w:val="en-US"/>
-        </w:rPr>
-        <w:t>中阮</w:t>
-      </w:r>
-      <w:r>
-        <w:rPr>
-          <w:rFonts w:ascii="Noto Serif" w:eastAsia="Noto Serif SC" w:hAnsi="Noto Serif" w:cs="Noto Serif"/>
-          <w:sz w:val="24"/>
-          <w:szCs w:val="24"/>
-          <w:lang w:val="en-US"/>
-        </w:rPr>
-        <w:t xml:space="preserve"> (Zhongruan)</w:t>
-      </w:r>
-    </w:p>
-    <w:p>
-      <w:pPr>
-        <w:jc w:val="right"/>
-        <w:rPr>
-          <w:rFonts w:ascii="Noto Serif" w:eastAsia="Noto Serif SC" w:hAnsi="Noto Serif" w:cs="Noto Serif"/>
-          <w:sz w:val="24"/>
-          <w:szCs w:val="24"/>
-          <w:lang w:val="en-US"/>
-        </w:rPr>
-      </w:pPr>
-      <w:r>
-        <w:rPr>
-          <w:rFonts w:ascii="Noto Serif" w:eastAsia="Noto Serif SC" w:hAnsi="Noto Serif" w:cs="Noto Serif"/>
-          <w:sz w:val="24"/>
-          <w:szCs w:val="24"/>
-          <w:lang w:val="en-US"/>
-        </w:rPr>
-        <w:t>大阮</w:t>
-      </w:r>
-      <w:r>
-        <w:rPr>
-          <w:rFonts w:ascii="Noto Serif" w:eastAsia="Noto Serif SC" w:hAnsi="Noto Serif" w:cs="Noto Serif"/>
-          <w:sz w:val="24"/>
-          <w:szCs w:val="24"/>
-          <w:lang w:val="en-US"/>
-        </w:rPr>
-        <w:t xml:space="preserve"> (Daruan)</w:t>
-      </w:r>
-    </w:p>
-    <w:p>
-      <w:pPr>
-        <w:jc w:val="right"/>
-        <w:rPr>
-          <w:rFonts w:ascii="Noto Serif" w:eastAsia="Noto Serif SC" w:hAnsi="Noto Serif" w:cs="Noto Serif"/>
-          <w:sz w:val="24"/>
-          <w:szCs w:val="24"/>
-          <w:lang w:val="en-US"/>
-        </w:rPr>
-      </w:pPr>
-    </w:p>
-    <w:p>
-      <w:pPr>
-        <w:jc w:val="right"/>
-        <w:rPr>
-          <w:rFonts w:ascii="Noto Serif" w:eastAsia="Noto Serif SC" w:hAnsi="Noto Serif" w:cs="Noto Serif"/>
-          <w:sz w:val="24"/>
-          <w:szCs w:val="24"/>
-          <w:lang w:val="en-US"/>
-        </w:rPr>
-      </w:pPr>
-      <w:r>
-        <w:rPr>
-          <w:rFonts w:ascii="Noto Serif" w:eastAsia="Noto Serif SC" w:hAnsi="Noto Serif" w:cs="Noto Serif"/>
-          <w:sz w:val="24"/>
-          <w:szCs w:val="24"/>
-          <w:lang w:val="en-US"/>
-        </w:rPr>
-        <w:t>竖琴</w:t>
-      </w:r>
-      <w:r>
-        <w:rPr>
-          <w:rFonts w:ascii="Noto Serif" w:eastAsia="Noto Serif SC" w:hAnsi="Noto Serif" w:cs="Noto Serif"/>
-          <w:sz w:val="24"/>
-          <w:szCs w:val="24"/>
-          <w:lang w:val="en-US"/>
-        </w:rPr>
-        <w:t xml:space="preserve"> (Harp)</w:t>
-      </w:r>
-    </w:p>
-    <w:p>
-      <w:pPr>
-        <w:jc w:val="right"/>
-        <w:rPr>
-          <w:rFonts w:ascii="Noto Serif" w:eastAsia="Noto Serif SC" w:hAnsi="Noto Serif" w:cs="Noto Serif"/>
-          <w:sz w:val="24"/>
-          <w:szCs w:val="24"/>
-          <w:lang w:val="en-US"/>
-        </w:rPr>
-      </w:pPr>
-    </w:p>
-    <w:p>
-      <w:pPr>
-        <w:jc w:val="right"/>
-        <w:rPr>
-          <w:rFonts w:ascii="Noto Serif" w:eastAsia="Noto Serif SC" w:hAnsi="Noto Serif" w:cs="Noto Serif"/>
-          <w:sz w:val="24"/>
-          <w:szCs w:val="24"/>
-          <w:lang w:val="en-US"/>
-        </w:rPr>
-      </w:pPr>
-      <w:r>
-        <w:rPr>
-          <w:rFonts w:ascii="Noto Serif" w:eastAsia="Noto Serif SC" w:hAnsi="Noto Serif" w:cs="Noto Serif"/>
-          <w:sz w:val="24"/>
-          <w:szCs w:val="24"/>
-          <w:lang w:val="en-US"/>
-        </w:rPr>
-        <w:t>定音鼓</w:t>
-      </w:r>
-      <w:r>
-        <w:rPr>
-          <w:rFonts w:ascii="Noto Serif" w:eastAsia="Noto Serif SC" w:hAnsi="Noto Serif" w:cs="Noto Serif"/>
-          <w:sz w:val="24"/>
-          <w:szCs w:val="24"/>
-          <w:lang w:val="en-US"/>
-        </w:rPr>
-        <w:t xml:space="preserve"> (Timpani)</w:t>
-      </w:r>
-    </w:p>
-    <w:p>
-      <w:pPr>
-        <w:jc w:val="right"/>
-        <w:rPr>
-          <w:rFonts w:ascii="Noto Serif" w:eastAsia="Noto Serif SC" w:hAnsi="Noto Serif" w:cs="Noto Serif"/>
-          <w:sz w:val="24"/>
-          <w:szCs w:val="24"/>
-          <w:lang w:val="en-US"/>
-        </w:rPr>
-      </w:pPr>
-      <w:r>
-        <w:rPr>
-          <w:rFonts w:ascii="Noto Serif" w:eastAsia="Noto Serif SC" w:hAnsi="Noto Serif" w:cs="Noto Serif"/>
-          <w:sz w:val="24"/>
-          <w:szCs w:val="24"/>
-          <w:lang w:val="en-US"/>
-        </w:rPr>
-        <w:t>云锣</w:t>
-      </w:r>
-      <w:r>
-        <w:rPr>
-          <w:rFonts w:ascii="Noto Serif" w:eastAsia="Noto Serif SC" w:hAnsi="Noto Serif" w:cs="Noto Serif"/>
-          <w:sz w:val="24"/>
-          <w:szCs w:val="24"/>
-          <w:lang w:val="en-US"/>
-        </w:rPr>
-        <w:t xml:space="preserve"> (Yunluo)</w:t>
-      </w:r>
-    </w:p>
-    <w:p>
-      <w:pPr>
-        <w:jc w:val="right"/>
-        <w:rPr>
-          <w:rFonts w:ascii="Noto Serif" w:eastAsia="Noto Serif SC" w:hAnsi="Noto Serif" w:cs="Noto Serif"/>
-          <w:sz w:val="24"/>
-          <w:szCs w:val="24"/>
-          <w:lang w:val="en-US"/>
-        </w:rPr>
-      </w:pPr>
-      <w:r>
-        <w:rPr>
-          <w:rFonts w:ascii="Noto Serif" w:eastAsia="Noto Serif SC" w:hAnsi="Noto Serif" w:cs="Noto Serif"/>
-          <w:sz w:val="24"/>
-          <w:szCs w:val="24"/>
-          <w:lang w:val="en-GB"/>
-        </w:rPr>
-        <w:t>拍顫器</w:t>
-      </w:r>
-      <w:r>
-        <w:rPr>
-          <w:rFonts w:ascii="Noto Serif" w:eastAsia="Noto Serif SC" w:hAnsi="Noto Serif" w:cs="Noto Serif"/>
-          <w:sz w:val="24"/>
-          <w:szCs w:val="24"/>
-          <w:lang w:val="en-GB"/>
-        </w:rPr>
-        <w:t xml:space="preserve"> (Vibraphone)</w:t>
-      </w:r>
-    </w:p>
-    <w:p>
-      <w:pPr>
-        <w:jc w:val="right"/>
-        <w:rPr>
-          <w:rFonts w:ascii="Noto Serif" w:eastAsia="Noto Serif SC" w:hAnsi="Noto Serif" w:cs="Noto Serif"/>
-          <w:sz w:val="24"/>
-          <w:szCs w:val="24"/>
-          <w:lang w:val="en-US"/>
-        </w:rPr>
-      </w:pPr>
-    </w:p>
-    <w:p>
-      <w:pPr>
-        <w:jc w:val="right"/>
-        <w:rPr>
-          <w:rFonts w:ascii="Noto Serif" w:eastAsia="Noto Serif SC" w:hAnsi="Noto Serif" w:cs="Noto Serif"/>
-          <w:sz w:val="24"/>
-          <w:szCs w:val="24"/>
-          <w:lang w:val="en-US"/>
-        </w:rPr>
-      </w:pPr>
-      <w:r>
-        <w:rPr>
-          <w:rFonts w:ascii="Noto Serif" w:eastAsia="Noto Serif SC" w:hAnsi="Noto Serif" w:cs="Noto Serif"/>
-          <w:sz w:val="24"/>
-          <w:szCs w:val="24"/>
-          <w:lang w:val="en-US"/>
-        </w:rPr>
-        <w:t>竖琴</w:t>
-      </w:r>
-      <w:r>
-        <w:rPr>
-          <w:rFonts w:ascii="Noto Serif" w:eastAsia="Noto Serif SC" w:hAnsi="Noto Serif" w:cs="Noto Serif"/>
-          <w:sz w:val="24"/>
-          <w:szCs w:val="24"/>
-          <w:lang w:val="en-US"/>
-        </w:rPr>
-        <w:t xml:space="preserve"> (Harp)</w:t>
-      </w:r>
-    </w:p>
-    <w:p>
-      <w:pPr>
-        <w:jc w:val="right"/>
-        <w:rPr>
-          <w:rFonts w:ascii="Noto Serif" w:eastAsia="Noto Serif SC" w:hAnsi="Noto Serif" w:cs="Noto Serif"/>
-          <w:sz w:val="24"/>
-          <w:szCs w:val="24"/>
-          <w:lang w:val="en-US"/>
-        </w:rPr>
-      </w:pPr>
-    </w:p>
-    <w:p>
-      <w:pPr>
-        <w:jc w:val="right"/>
-        <w:rPr>
-          <w:rFonts w:ascii="Noto Serif" w:eastAsia="Noto Serif SC" w:hAnsi="Noto Serif" w:cs="Noto Serif"/>
-          <w:sz w:val="24"/>
-          <w:szCs w:val="24"/>
-          <w:lang w:val="en-US"/>
-        </w:rPr>
-      </w:pPr>
-      <w:r>
-        <w:rPr>
-          <w:rFonts w:ascii="Noto Serif" w:eastAsia="Noto Serif SC" w:hAnsi="Noto Serif" w:cs="Noto Serif"/>
-          <w:sz w:val="24"/>
-          <w:szCs w:val="24"/>
-          <w:lang w:val="en-US"/>
-        </w:rPr>
-        <w:t>高胡</w:t>
-      </w:r>
-      <w:r>
-        <w:rPr>
-          <w:rFonts w:ascii="Noto Serif" w:eastAsia="Noto Serif SC" w:hAnsi="Noto Serif" w:cs="Noto Serif"/>
-          <w:sz w:val="24"/>
-          <w:szCs w:val="24"/>
-          <w:lang w:val="en-US"/>
-        </w:rPr>
-        <w:t xml:space="preserve"> (Gaohu)</w:t>
-      </w:r>
-    </w:p>
-    <w:p>
-      <w:pPr>
-        <w:jc w:val="right"/>
+        <w:t>G</w:t>
+      </w:r>
+      <w:r>
+        <w:rPr>
+          <w:rFonts w:ascii="Noto Serif" w:eastAsia="Noto Serif SC" w:hAnsi="Noto Serif" w:cs="Noto Serif"/>
+          <w:sz w:val="24"/>
+          <w:szCs w:val="24"/>
+          <w:lang w:val="en-US"/>
+        </w:rPr>
+        <w:t>aohu</w:t>
+      </w:r>
+    </w:p>
+    <w:p>
+      <w:pPr>
         <w:rPr>
           <w:rFonts w:ascii="Noto Serif" w:eastAsia="Noto Serif SC" w:hAnsi="Noto Serif" w:cs="Noto Serif"/>
           <w:sz w:val="24"/>
@@ -4074,12 +3830,11 @@
           <w:szCs w:val="24"/>
           <w:lang w:val="en-US"/>
         </w:rPr>
-        <w:t xml:space="preserve"> (Erhu)</w:t>
-      </w:r>
-    </w:p>
-    <w:p>
-      <w:pPr>
-        <w:jc w:val="right"/>
+        <w:t xml:space="preserve"> Erhu</w:t>
+      </w:r>
+    </w:p>
+    <w:p>
+      <w:pPr>
         <w:rPr>
           <w:rFonts w:ascii="Noto Serif" w:eastAsia="Noto Serif SC" w:hAnsi="Noto Serif" w:cs="Noto Serif"/>
           <w:sz w:val="24"/>
@@ -4103,12 +3858,11 @@
           <w:szCs w:val="24"/>
           <w:lang w:val="en-US"/>
         </w:rPr>
-        <w:t xml:space="preserve"> (Zhonghu)</w:t>
-      </w:r>
-    </w:p>
-    <w:p>
-      <w:pPr>
-        <w:jc w:val="right"/>
+        <w:t xml:space="preserve"> Zhonghu</w:t>
+      </w:r>
+    </w:p>
+    <w:p>
+      <w:pPr>
         <w:rPr>
           <w:rFonts w:ascii="Noto Serif" w:eastAsia="Noto Serif SC" w:hAnsi="Noto Serif" w:cs="Noto Serif"/>
           <w:sz w:val="24"/>
@@ -4132,12 +3886,11 @@
           <w:szCs w:val="24"/>
           <w:lang w:val="en-US"/>
         </w:rPr>
-        <w:t xml:space="preserve"> (Violoncello)</w:t>
-      </w:r>
-    </w:p>
-    <w:p>
-      <w:pPr>
-        <w:jc w:val="right"/>
+        <w:t xml:space="preserve"> Violoncello</w:t>
+      </w:r>
+    </w:p>
+    <w:p>
+      <w:pPr>
         <w:rPr>
           <w:rFonts w:ascii="Noto Serif" w:eastAsia="Noto Serif SC" w:hAnsi="Noto Serif" w:cs="Noto Serif"/>
           <w:sz w:val="24"/>
@@ -4161,7 +3914,7 @@
           <w:szCs w:val="24"/>
           <w:lang w:val="en-US"/>
         </w:rPr>
-        <w:t xml:space="preserve"> (Contrabass)</w:t>
+        <w:t xml:space="preserve"> Contrabass</w:t>
       </w:r>
     </w:p>
     <w:p>

--- a/Front Matter/Template/9_Front-Matter_Template-v5.docx
+++ b/Front Matter/Template/9_Front-Matter_Template-v5.docx
@@ -95,8 +95,19 @@
           <w:sz w:val="56"/>
           <w:szCs w:val="96"/>
         </w:rPr>
-        <w:t>Bale Bengong</w:t>
-      </w:r>
+        <w:t xml:space="preserve">Bale </w:t>
+      </w:r>
+      <w:proofErr w:type="spellStart"/>
+      <w:r>
+        <w:rPr>
+          <w:rFonts w:ascii="Noto Serif" w:eastAsia="Noto Serif SC" w:hAnsi="Noto Serif" w:cs="Noto Serif"/>
+          <w:b/>
+          <w:sz w:val="56"/>
+          <w:szCs w:val="96"/>
+        </w:rPr>
+        <w:t>Bengong</w:t>
+      </w:r>
+      <w:proofErr w:type="spellEnd"/>
     </w:p>
     <w:p>
       <w:pPr>
@@ -762,8 +773,19 @@
           <w:sz w:val="56"/>
           <w:szCs w:val="96"/>
         </w:rPr>
-        <w:t>Bale Bengong</w:t>
-      </w:r>
+        <w:t xml:space="preserve">Bale </w:t>
+      </w:r>
+      <w:proofErr w:type="spellStart"/>
+      <w:r>
+        <w:rPr>
+          <w:rFonts w:ascii="Noto Serif" w:eastAsia="Noto Serif SC" w:hAnsi="Noto Serif" w:cs="Noto Serif"/>
+          <w:b/>
+          <w:sz w:val="56"/>
+          <w:szCs w:val="96"/>
+        </w:rPr>
+        <w:t>Bengong</w:t>
+      </w:r>
+      <w:proofErr w:type="spellEnd"/>
     </w:p>
     <w:p>
       <w:pPr>
@@ -1104,8 +1126,20 @@
           <w:sz w:val="20"/>
           <w:szCs w:val="28"/>
         </w:rPr>
-        <w:t>Bale Bengong</w:t>
-      </w:r>
+        <w:t xml:space="preserve">Bale </w:t>
+      </w:r>
+      <w:proofErr w:type="spellStart"/>
+      <w:r>
+        <w:rPr>
+          <w:rFonts w:ascii="Noto Serif" w:eastAsia="Noto Serif SC" w:hAnsi="Noto Serif" w:cs="Noto Serif"/>
+          <w:b/>
+          <w:color w:val="000000" w:themeColor="text1"/>
+          <w:sz w:val="20"/>
+          <w:szCs w:val="28"/>
+        </w:rPr>
+        <w:t>Bengong</w:t>
+      </w:r>
+      <w:proofErr w:type="spellEnd"/>
     </w:p>
     <w:p>
       <w:pPr>
@@ -1923,7 +1957,27 @@
           <w:szCs w:val="24"/>
           <w:lang w:val="en-US"/>
         </w:rPr>
-        <w:t xml:space="preserve"> Prix d’Ete </w:t>
+        <w:t xml:space="preserve"> Prix </w:t>
+      </w:r>
+      <w:proofErr w:type="spellStart"/>
+      <w:r>
+        <w:rPr>
+          <w:rFonts w:ascii="Noto Serif" w:eastAsia="Noto Serif SC" w:hAnsi="Noto Serif" w:cs="Noto Serif"/>
+          <w:sz w:val="24"/>
+          <w:szCs w:val="24"/>
+          <w:lang w:val="en-US"/>
+        </w:rPr>
+        <w:t>d’Ete</w:t>
+      </w:r>
+      <w:proofErr w:type="spellEnd"/>
+      <w:r>
+        <w:rPr>
+          <w:rFonts w:ascii="Noto Serif" w:eastAsia="Noto Serif SC" w:hAnsi="Noto Serif" w:cs="Noto Serif"/>
+          <w:sz w:val="24"/>
+          <w:szCs w:val="24"/>
+          <w:lang w:val="en-US"/>
+        </w:rPr>
+        <w:t xml:space="preserve"> </w:t>
       </w:r>
       <w:r>
         <w:rPr>
@@ -2149,7 +2203,25 @@
           <w:sz w:val="24"/>
           <w:szCs w:val="24"/>
         </w:rPr>
-        <w:t>Immersed in the cultural diversity, Chew Jun An seeks to seamlessly assimilate his experiences to present a unique voice in his eclectic body of works. He started his musical journey as a Chinese Dulcimer player and began writing music while exploring the synergistic possibilities between distinct musical styles through collaboration. His music exemplifies his influences by drawing inspiration from his wide-ranging artistic interests. Recent premieres include his piano solo piece </w:t>
+        <w:t xml:space="preserve">Immersed in the cultural diversity, Chew Jun </w:t>
+      </w:r>
+      <w:proofErr w:type="gramStart"/>
+      <w:r>
+        <w:rPr>
+          <w:rFonts w:ascii="Noto Serif" w:eastAsia="Noto Serif SC" w:hAnsi="Noto Serif" w:cs="Noto Serif"/>
+          <w:sz w:val="24"/>
+          <w:szCs w:val="24"/>
+        </w:rPr>
+        <w:t>An</w:t>
+      </w:r>
+      <w:proofErr w:type="gramEnd"/>
+      <w:r>
+        <w:rPr>
+          <w:rFonts w:ascii="Noto Serif" w:eastAsia="Noto Serif SC" w:hAnsi="Noto Serif" w:cs="Noto Serif"/>
+          <w:sz w:val="24"/>
+          <w:szCs w:val="24"/>
+        </w:rPr>
+        <w:t xml:space="preserve"> seeks to seamlessly assimilate his experiences to present a unique voice in his eclectic body of works. He started his musical journey as a Chinese Dulcimer player and began writing music while exploring the synergistic possibilities between distinct musical styles through collaboration. His music exemplifies his influences by drawing inspiration from his wide-ranging artistic interests. Recent premieres include his piano solo piece </w:t>
       </w:r>
       <w:r>
         <w:rPr>
@@ -2203,7 +2275,25 @@
           <w:sz w:val="24"/>
           <w:szCs w:val="24"/>
         </w:rPr>
-        <w:t> was accorded second prize in the Prix d’Ete Competition and later that year he was conferred the Otto Ortmann Award in Composition. Jun An’s research interests are equally as eclectic and spans from Josquin’s chanson-motets, Lacanian feminism in Mozart’s Don Giovanni to topics on the Nanyang style. His current research project is in developing a music analytical paradigm using Jungian psychoanalysis. He is appointed Composition Subject Leader and Lecturer at the Singapore Raffles Music College.  </w:t>
+        <w:t xml:space="preserve"> was accorded second prize in the Prix </w:t>
+      </w:r>
+      <w:proofErr w:type="spellStart"/>
+      <w:r>
+        <w:rPr>
+          <w:rFonts w:ascii="Noto Serif" w:eastAsia="Noto Serif SC" w:hAnsi="Noto Serif" w:cs="Noto Serif"/>
+          <w:sz w:val="24"/>
+          <w:szCs w:val="24"/>
+        </w:rPr>
+        <w:t>d’Ete</w:t>
+      </w:r>
+      <w:proofErr w:type="spellEnd"/>
+      <w:r>
+        <w:rPr>
+          <w:rFonts w:ascii="Noto Serif" w:eastAsia="Noto Serif SC" w:hAnsi="Noto Serif" w:cs="Noto Serif"/>
+          <w:sz w:val="24"/>
+          <w:szCs w:val="24"/>
+        </w:rPr>
+        <w:t xml:space="preserve"> Competition and later that year he was conferred the Otto Ortmann Award in Composition. Jun An’s research interests are equally as eclectic and spans from Josquin’s chanson-motets, Lacanian feminism in Mozart’s Don Giovanni to topics on the Nanyang style. His current research project is in developing a music analytical paradigm using Jungian psychoanalysis. He is appointed Composition Subject Leader and Lecturer at the Singapore Raffles Music College.  </w:t>
       </w:r>
     </w:p>
     <w:p>
@@ -2360,8 +2450,19 @@
           <w:szCs w:val="24"/>
           <w:lang w:val="en-US"/>
         </w:rPr>
-        <w:t>Bale Bengong</w:t>
-      </w:r>
+        <w:t xml:space="preserve">Bale </w:t>
+      </w:r>
+      <w:proofErr w:type="spellStart"/>
+      <w:r>
+        <w:rPr>
+          <w:rFonts w:ascii="Noto Serif" w:eastAsia="Noto Serif SC" w:hAnsi="Noto Serif" w:cs="Noto Serif"/>
+          <w:sz w:val="24"/>
+          <w:szCs w:val="24"/>
+          <w:lang w:val="en-US"/>
+        </w:rPr>
+        <w:t>Bengong</w:t>
+      </w:r>
+      <w:proofErr w:type="spellEnd"/>
       <w:r>
         <w:rPr>
           <w:rFonts w:ascii="Noto Serif" w:eastAsia="Noto Serif SC" w:hAnsi="Noto Serif" w:cs="Noto Serif"/>
@@ -2387,8 +2488,19 @@
           <w:szCs w:val="24"/>
           <w:lang w:val="en-US"/>
         </w:rPr>
-        <w:t>Bale Bengong</w:t>
-      </w:r>
+        <w:t xml:space="preserve">Bale </w:t>
+      </w:r>
+      <w:proofErr w:type="spellStart"/>
+      <w:r>
+        <w:rPr>
+          <w:rFonts w:ascii="Noto Serif" w:eastAsia="Noto Serif SC" w:hAnsi="Noto Serif" w:cs="Noto Serif"/>
+          <w:sz w:val="24"/>
+          <w:szCs w:val="24"/>
+          <w:lang w:val="en-US"/>
+        </w:rPr>
+        <w:t>Bengong</w:t>
+      </w:r>
+      <w:proofErr w:type="spellEnd"/>
       <w:r>
         <w:rPr>
           <w:rFonts w:ascii="Noto Serif" w:eastAsia="Noto Serif SC" w:hAnsi="Noto Serif" w:cs="Noto Serif"/>
@@ -2441,8 +2553,19 @@
           <w:szCs w:val="24"/>
           <w:lang w:val="en-US"/>
         </w:rPr>
-        <w:t>Bale Bengong</w:t>
-      </w:r>
+        <w:t xml:space="preserve">Bale </w:t>
+      </w:r>
+      <w:proofErr w:type="spellStart"/>
+      <w:r>
+        <w:rPr>
+          <w:rFonts w:ascii="Noto Serif" w:eastAsia="Noto Serif SC" w:hAnsi="Noto Serif" w:cs="Noto Serif"/>
+          <w:sz w:val="24"/>
+          <w:szCs w:val="24"/>
+          <w:lang w:val="en-US"/>
+        </w:rPr>
+        <w:t>Bengong</w:t>
+      </w:r>
+      <w:proofErr w:type="spellEnd"/>
       <w:r>
         <w:rPr>
           <w:rFonts w:ascii="Noto Serif" w:eastAsia="Noto Serif SC" w:hAnsi="Noto Serif" w:cs="Noto Serif"/>
@@ -2586,16 +2709,49 @@
           <w:szCs w:val="24"/>
           <w:lang w:val="en-US"/>
         </w:rPr>
-        <w:t>Bale Bengong</w:t>
-      </w:r>
-      <w:r>
-        <w:rPr>
-          <w:rFonts w:ascii="Noto Serif" w:eastAsia="Noto Serif SC" w:hAnsi="Noto Serif" w:cs="Noto Serif"/>
-          <w:sz w:val="24"/>
-          <w:szCs w:val="24"/>
-          <w:lang w:val="en-US"/>
-        </w:rPr>
-        <w:t xml:space="preserve"> is a traditional pavilion found on the island of Bali in Indonesian. The name “Bale Bengong”, translated literally, would mean </w:t>
+        <w:t xml:space="preserve">Bale </w:t>
+      </w:r>
+      <w:proofErr w:type="spellStart"/>
+      <w:r>
+        <w:rPr>
+          <w:rFonts w:ascii="Noto Serif" w:eastAsia="Noto Serif SC" w:hAnsi="Noto Serif" w:cs="Noto Serif"/>
+          <w:i/>
+          <w:iCs/>
+          <w:sz w:val="24"/>
+          <w:szCs w:val="24"/>
+          <w:lang w:val="en-US"/>
+        </w:rPr>
+        <w:t>Bengong</w:t>
+      </w:r>
+      <w:proofErr w:type="spellEnd"/>
+      <w:r>
+        <w:rPr>
+          <w:rFonts w:ascii="Noto Serif" w:eastAsia="Noto Serif SC" w:hAnsi="Noto Serif" w:cs="Noto Serif"/>
+          <w:sz w:val="24"/>
+          <w:szCs w:val="24"/>
+          <w:lang w:val="en-US"/>
+        </w:rPr>
+        <w:t xml:space="preserve"> is a traditional pavilion found on the island of Bali in Indonesian. The name “Bale </w:t>
+      </w:r>
+      <w:proofErr w:type="spellStart"/>
+      <w:r>
+        <w:rPr>
+          <w:rFonts w:ascii="Noto Serif" w:eastAsia="Noto Serif SC" w:hAnsi="Noto Serif" w:cs="Noto Serif"/>
+          <w:sz w:val="24"/>
+          <w:szCs w:val="24"/>
+          <w:lang w:val="en-US"/>
+        </w:rPr>
+        <w:t>Bengong</w:t>
+      </w:r>
+      <w:proofErr w:type="spellEnd"/>
+      <w:r>
+        <w:rPr>
+          <w:rFonts w:ascii="Noto Serif" w:eastAsia="Noto Serif SC" w:hAnsi="Noto Serif" w:cs="Noto Serif"/>
+          <w:sz w:val="24"/>
+          <w:szCs w:val="24"/>
+          <w:lang w:val="en-US"/>
+        </w:rPr>
+        <w:t xml:space="preserve">”, translated literally, would mean </w:t>
       </w:r>
       <w:r>
         <w:rPr>
@@ -2646,16 +2802,49 @@
           <w:szCs w:val="24"/>
           <w:lang w:val="en-US"/>
         </w:rPr>
-        <w:t>le Bengong</w:t>
-      </w:r>
-      <w:r>
-        <w:rPr>
-          <w:rFonts w:ascii="Noto Serif" w:eastAsia="Noto Serif SC" w:hAnsi="Noto Serif" w:cs="Noto Serif"/>
-          <w:sz w:val="24"/>
-          <w:szCs w:val="24"/>
-          <w:lang w:val="en-US"/>
-        </w:rPr>
-        <w:t xml:space="preserve"> is a place to carry out contemplative thinking or slip into a daydream amidst the stillness of the surroundings while being sheltered from the harsh Southeast Asian sun. The layering of voices in a seemingly endless drone creates a meditative atmosphere. Furthermore, the dynamic changes allow the different sonorities and timbres to expose and sublimate subtly from the orchestral timbre. The piece develops resultant sonorities and textures by layering linear motivic ideas. The interlacing colotomic structures unveil new intricacies in every listen. </w:t>
+        <w:t xml:space="preserve">le </w:t>
+      </w:r>
+      <w:proofErr w:type="spellStart"/>
+      <w:r>
+        <w:rPr>
+          <w:rFonts w:ascii="Noto Serif" w:eastAsia="Noto Serif SC" w:hAnsi="Noto Serif" w:cs="Noto Serif"/>
+          <w:i/>
+          <w:iCs/>
+          <w:sz w:val="24"/>
+          <w:szCs w:val="24"/>
+          <w:lang w:val="en-US"/>
+        </w:rPr>
+        <w:t>Bengong</w:t>
+      </w:r>
+      <w:proofErr w:type="spellEnd"/>
+      <w:r>
+        <w:rPr>
+          <w:rFonts w:ascii="Noto Serif" w:eastAsia="Noto Serif SC" w:hAnsi="Noto Serif" w:cs="Noto Serif"/>
+          <w:sz w:val="24"/>
+          <w:szCs w:val="24"/>
+          <w:lang w:val="en-US"/>
+        </w:rPr>
+        <w:t xml:space="preserve"> is a place to carry out contemplative thinking or slip into a daydream amidst the stillness of the surroundings while being sheltered from the harsh Southeast Asian sun. The layering of voices in a seemingly endless drone creates a meditative atmosphere. Furthermore, the dynamic changes allow the different sonorities and timbres to expose and sublimate subtly from the orchestral timbre. The piece develops resultant sonorities and textures by layering linear motivic ideas. The interlacing </w:t>
+      </w:r>
+      <w:proofErr w:type="spellStart"/>
+      <w:r>
+        <w:rPr>
+          <w:rFonts w:ascii="Noto Serif" w:eastAsia="Noto Serif SC" w:hAnsi="Noto Serif" w:cs="Noto Serif"/>
+          <w:sz w:val="24"/>
+          <w:szCs w:val="24"/>
+          <w:lang w:val="en-US"/>
+        </w:rPr>
+        <w:t>colotomic</w:t>
+      </w:r>
+      <w:proofErr w:type="spellEnd"/>
+      <w:r>
+        <w:rPr>
+          <w:rFonts w:ascii="Noto Serif" w:eastAsia="Noto Serif SC" w:hAnsi="Noto Serif" w:cs="Noto Serif"/>
+          <w:sz w:val="24"/>
+          <w:szCs w:val="24"/>
+          <w:lang w:val="en-US"/>
+        </w:rPr>
+        <w:t xml:space="preserve"> structures unveil new intricacies in every listen. </w:t>
       </w:r>
     </w:p>
     <w:p>
@@ -2865,6 +3054,15 @@
           <w:szCs w:val="24"/>
           <w:lang w:val="en-US"/>
         </w:rPr>
+        <w:t xml:space="preserve">1 </w:t>
+      </w:r>
+      <w:r>
+        <w:rPr>
+          <w:rFonts w:ascii="Noto Serif" w:eastAsia="Noto Serif SC" w:hAnsi="Noto Serif" w:cs="Noto Serif"/>
+          <w:sz w:val="24"/>
+          <w:szCs w:val="24"/>
+          <w:lang w:val="en-US"/>
+        </w:rPr>
         <w:t>梆笛</w:t>
       </w:r>
       <w:r>
@@ -2874,8 +3072,28 @@
           <w:szCs w:val="24"/>
           <w:lang w:val="en-US"/>
         </w:rPr>
-        <w:t xml:space="preserve"> Bangdi</w:t>
-      </w:r>
+        <w:t xml:space="preserve"> </w:t>
+      </w:r>
+      <w:r>
+        <w:rPr>
+          <w:rFonts w:ascii="Noto Serif" w:eastAsia="Noto Serif SC" w:hAnsi="Noto Serif" w:cs="Noto Serif"/>
+          <w:sz w:val="24"/>
+          <w:szCs w:val="24"/>
+          <w:lang w:val="en-US"/>
+        </w:rPr>
+        <w:t xml:space="preserve">1 </w:t>
+      </w:r>
+      <w:proofErr w:type="spellStart"/>
+      <w:r>
+        <w:rPr>
+          <w:rFonts w:ascii="Noto Serif" w:eastAsia="Noto Serif SC" w:hAnsi="Noto Serif" w:cs="Noto Serif"/>
+          <w:sz w:val="24"/>
+          <w:szCs w:val="24"/>
+          <w:lang w:val="en-US"/>
+        </w:rPr>
+        <w:t>Bangdi</w:t>
+      </w:r>
+      <w:proofErr w:type="spellEnd"/>
     </w:p>
     <w:p>
       <w:pPr>
@@ -2922,6 +3140,7 @@
         </w:rPr>
         <w:t xml:space="preserve">2 </w:t>
       </w:r>
+      <w:proofErr w:type="spellStart"/>
       <w:r>
         <w:rPr>
           <w:rFonts w:ascii="Noto Serif" w:eastAsia="Noto Serif SC" w:hAnsi="Noto Serif" w:cs="Noto Serif"/>
@@ -2931,6 +3150,7 @@
         </w:rPr>
         <w:t>Qudi</w:t>
       </w:r>
+      <w:proofErr w:type="spellEnd"/>
     </w:p>
     <w:p>
       <w:pPr>
@@ -2977,6 +3197,7 @@
         </w:rPr>
         <w:t xml:space="preserve">2 </w:t>
       </w:r>
+      <w:proofErr w:type="spellStart"/>
       <w:r>
         <w:rPr>
           <w:rFonts w:ascii="Noto Serif" w:eastAsia="Noto Serif SC" w:hAnsi="Noto Serif" w:cs="Noto Serif"/>
@@ -2986,6 +3207,7 @@
         </w:rPr>
         <w:t>Xindi</w:t>
       </w:r>
+      <w:proofErr w:type="spellEnd"/>
     </w:p>
     <w:p>
       <w:pPr>
@@ -3042,14 +3264,25 @@
         </w:rPr>
         <w:t xml:space="preserve">2 </w:t>
       </w:r>
-      <w:r>
-        <w:rPr>
-          <w:rFonts w:ascii="Noto Serif" w:eastAsia="Noto Serif SC" w:hAnsi="Noto Serif" w:cs="Noto Serif"/>
-          <w:sz w:val="24"/>
-          <w:szCs w:val="24"/>
-          <w:lang w:val="en-US"/>
-        </w:rPr>
-        <w:t>Gaoyin Sheng</w:t>
+      <w:proofErr w:type="spellStart"/>
+      <w:r>
+        <w:rPr>
+          <w:rFonts w:ascii="Noto Serif" w:eastAsia="Noto Serif SC" w:hAnsi="Noto Serif" w:cs="Noto Serif"/>
+          <w:sz w:val="24"/>
+          <w:szCs w:val="24"/>
+          <w:lang w:val="en-US"/>
+        </w:rPr>
+        <w:t>Gaoyin</w:t>
+      </w:r>
+      <w:proofErr w:type="spellEnd"/>
+      <w:r>
+        <w:rPr>
+          <w:rFonts w:ascii="Noto Serif" w:eastAsia="Noto Serif SC" w:hAnsi="Noto Serif" w:cs="Noto Serif"/>
+          <w:sz w:val="24"/>
+          <w:szCs w:val="24"/>
+          <w:lang w:val="en-US"/>
+        </w:rPr>
+        <w:t xml:space="preserve"> Sheng</w:t>
       </w:r>
     </w:p>
     <w:p>
@@ -3079,14 +3312,25 @@
         </w:rPr>
         <w:t xml:space="preserve"> </w:t>
       </w:r>
-      <w:r>
-        <w:rPr>
-          <w:rFonts w:ascii="Noto Serif" w:eastAsia="Noto Serif SC" w:hAnsi="Noto Serif" w:cs="Noto Serif"/>
-          <w:sz w:val="24"/>
-          <w:szCs w:val="24"/>
-          <w:lang w:val="en-US"/>
-        </w:rPr>
-        <w:t>Zhongyin Sheng</w:t>
+      <w:proofErr w:type="spellStart"/>
+      <w:r>
+        <w:rPr>
+          <w:rFonts w:ascii="Noto Serif" w:eastAsia="Noto Serif SC" w:hAnsi="Noto Serif" w:cs="Noto Serif"/>
+          <w:sz w:val="24"/>
+          <w:szCs w:val="24"/>
+          <w:lang w:val="en-US"/>
+        </w:rPr>
+        <w:t>Zhongyin</w:t>
+      </w:r>
+      <w:proofErr w:type="spellEnd"/>
+      <w:r>
+        <w:rPr>
+          <w:rFonts w:ascii="Noto Serif" w:eastAsia="Noto Serif SC" w:hAnsi="Noto Serif" w:cs="Noto Serif"/>
+          <w:sz w:val="24"/>
+          <w:szCs w:val="24"/>
+          <w:lang w:val="en-US"/>
+        </w:rPr>
+        <w:t xml:space="preserve"> Sheng</w:t>
       </w:r>
     </w:p>
     <w:p>
@@ -3190,25 +3434,56 @@
         </w:rPr>
         <w:t xml:space="preserve">2 </w:t>
       </w:r>
-      <w:r>
-        <w:rPr>
-          <w:rFonts w:ascii="Noto Serif" w:eastAsia="Noto Serif SC" w:hAnsi="Noto Serif" w:cs="Noto Serif"/>
-          <w:sz w:val="24"/>
-          <w:szCs w:val="24"/>
-          <w:lang w:val="en-US"/>
-        </w:rPr>
-        <w:t>Gaoyin Suona</w:t>
-      </w:r>
-    </w:p>
-    <w:p>
-      <w:pPr>
-        <w:rPr>
-          <w:rFonts w:ascii="Noto Serif" w:eastAsia="Noto Serif SC" w:hAnsi="Noto Serif" w:cs="Noto Serif"/>
-          <w:sz w:val="24"/>
-          <w:szCs w:val="24"/>
-          <w:lang w:val="en-US"/>
-        </w:rPr>
-      </w:pPr>
+      <w:proofErr w:type="spellStart"/>
+      <w:r>
+        <w:rPr>
+          <w:rFonts w:ascii="Noto Serif" w:eastAsia="Noto Serif SC" w:hAnsi="Noto Serif" w:cs="Noto Serif"/>
+          <w:sz w:val="24"/>
+          <w:szCs w:val="24"/>
+          <w:lang w:val="en-US"/>
+        </w:rPr>
+        <w:t>Gaoyin</w:t>
+      </w:r>
+      <w:proofErr w:type="spellEnd"/>
+      <w:r>
+        <w:rPr>
+          <w:rFonts w:ascii="Noto Serif" w:eastAsia="Noto Serif SC" w:hAnsi="Noto Serif" w:cs="Noto Serif"/>
+          <w:sz w:val="24"/>
+          <w:szCs w:val="24"/>
+          <w:lang w:val="en-US"/>
+        </w:rPr>
+        <w:t xml:space="preserve"> </w:t>
+      </w:r>
+      <w:proofErr w:type="spellStart"/>
+      <w:r>
+        <w:rPr>
+          <w:rFonts w:ascii="Noto Serif" w:eastAsia="Noto Serif SC" w:hAnsi="Noto Serif" w:cs="Noto Serif"/>
+          <w:sz w:val="24"/>
+          <w:szCs w:val="24"/>
+          <w:lang w:val="en-US"/>
+        </w:rPr>
+        <w:t>Suona</w:t>
+      </w:r>
+      <w:proofErr w:type="spellEnd"/>
+    </w:p>
+    <w:p>
+      <w:pPr>
+        <w:rPr>
+          <w:rFonts w:ascii="Noto Serif" w:eastAsia="Noto Serif SC" w:hAnsi="Noto Serif" w:cs="Noto Serif"/>
+          <w:sz w:val="24"/>
+          <w:szCs w:val="24"/>
+          <w:lang w:val="en-US"/>
+        </w:rPr>
+      </w:pPr>
+      <w:r>
+        <w:rPr>
+          <w:rFonts w:ascii="Noto Serif" w:eastAsia="Noto Serif SC" w:hAnsi="Noto Serif" w:cs="Noto Serif"/>
+          <w:sz w:val="24"/>
+          <w:szCs w:val="24"/>
+          <w:lang w:val="en-GB"/>
+        </w:rPr>
+        <w:t xml:space="preserve">1 </w:t>
+      </w:r>
       <w:r>
         <w:rPr>
           <w:rFonts w:ascii="Noto Serif" w:eastAsia="Noto Serif SC" w:hAnsi="Noto Serif" w:cs="Noto Serif"/>
@@ -3251,37 +3526,88 @@
           <w:szCs w:val="24"/>
           <w:lang w:val="en-US"/>
         </w:rPr>
-        <w:t xml:space="preserve">Jiajian </w:t>
-      </w:r>
-      <w:r>
-        <w:rPr>
-          <w:rFonts w:ascii="Noto Serif" w:eastAsia="Noto Serif SC" w:hAnsi="Noto Serif" w:cs="Noto Serif"/>
-          <w:sz w:val="24"/>
-          <w:szCs w:val="24"/>
-          <w:lang w:val="en-US"/>
-        </w:rPr>
-        <w:t>Zhongyin Suona</w:t>
-      </w:r>
-    </w:p>
-    <w:p>
-      <w:pPr>
-        <w:rPr>
-          <w:rFonts w:ascii="Noto Serif" w:eastAsia="Noto Serif SC" w:hAnsi="Noto Serif" w:cs="Noto Serif"/>
-          <w:sz w:val="24"/>
-          <w:szCs w:val="24"/>
-          <w:lang w:val="en-US"/>
-        </w:rPr>
-      </w:pPr>
-    </w:p>
-    <w:p>
-      <w:pPr>
-        <w:rPr>
-          <w:rFonts w:ascii="Noto Serif" w:eastAsia="Noto Serif SC" w:hAnsi="Noto Serif" w:cs="Noto Serif"/>
-          <w:sz w:val="24"/>
-          <w:szCs w:val="24"/>
-          <w:lang w:val="en-US"/>
-        </w:rPr>
-      </w:pPr>
+        <w:t xml:space="preserve">1 </w:t>
+      </w:r>
+      <w:proofErr w:type="spellStart"/>
+      <w:r>
+        <w:rPr>
+          <w:rFonts w:ascii="Noto Serif" w:eastAsia="Noto Serif SC" w:hAnsi="Noto Serif" w:cs="Noto Serif"/>
+          <w:sz w:val="24"/>
+          <w:szCs w:val="24"/>
+          <w:lang w:val="en-US"/>
+        </w:rPr>
+        <w:t>Jiajian</w:t>
+      </w:r>
+      <w:proofErr w:type="spellEnd"/>
+      <w:r>
+        <w:rPr>
+          <w:rFonts w:ascii="Noto Serif" w:eastAsia="Noto Serif SC" w:hAnsi="Noto Serif" w:cs="Noto Serif"/>
+          <w:sz w:val="24"/>
+          <w:szCs w:val="24"/>
+          <w:lang w:val="en-US"/>
+        </w:rPr>
+        <w:t xml:space="preserve"> </w:t>
+      </w:r>
+      <w:proofErr w:type="spellStart"/>
+      <w:r>
+        <w:rPr>
+          <w:rFonts w:ascii="Noto Serif" w:eastAsia="Noto Serif SC" w:hAnsi="Noto Serif" w:cs="Noto Serif"/>
+          <w:sz w:val="24"/>
+          <w:szCs w:val="24"/>
+          <w:lang w:val="en-US"/>
+        </w:rPr>
+        <w:t>Zhongyin</w:t>
+      </w:r>
+      <w:proofErr w:type="spellEnd"/>
+      <w:r>
+        <w:rPr>
+          <w:rFonts w:ascii="Noto Serif" w:eastAsia="Noto Serif SC" w:hAnsi="Noto Serif" w:cs="Noto Serif"/>
+          <w:sz w:val="24"/>
+          <w:szCs w:val="24"/>
+          <w:lang w:val="en-US"/>
+        </w:rPr>
+        <w:t xml:space="preserve"> </w:t>
+      </w:r>
+      <w:proofErr w:type="spellStart"/>
+      <w:r>
+        <w:rPr>
+          <w:rFonts w:ascii="Noto Serif" w:eastAsia="Noto Serif SC" w:hAnsi="Noto Serif" w:cs="Noto Serif"/>
+          <w:sz w:val="24"/>
+          <w:szCs w:val="24"/>
+          <w:lang w:val="en-US"/>
+        </w:rPr>
+        <w:t>Suona</w:t>
+      </w:r>
+      <w:proofErr w:type="spellEnd"/>
+    </w:p>
+    <w:p>
+      <w:pPr>
+        <w:rPr>
+          <w:rFonts w:ascii="Noto Serif" w:eastAsia="Noto Serif SC" w:hAnsi="Noto Serif" w:cs="Noto Serif"/>
+          <w:sz w:val="24"/>
+          <w:szCs w:val="24"/>
+          <w:lang w:val="en-US"/>
+        </w:rPr>
+      </w:pPr>
+    </w:p>
+    <w:p>
+      <w:pPr>
+        <w:rPr>
+          <w:rFonts w:ascii="Noto Serif" w:eastAsia="Noto Serif SC" w:hAnsi="Noto Serif" w:cs="Noto Serif"/>
+          <w:sz w:val="24"/>
+          <w:szCs w:val="24"/>
+          <w:lang w:val="en-US"/>
+        </w:rPr>
+      </w:pPr>
+      <w:r>
+        <w:rPr>
+          <w:rFonts w:ascii="Noto Serif" w:eastAsia="Noto Serif SC" w:hAnsi="Noto Serif" w:cs="Noto Serif"/>
+          <w:sz w:val="24"/>
+          <w:szCs w:val="24"/>
+          <w:lang w:val="en-US"/>
+        </w:rPr>
+        <w:t xml:space="preserve">1 </w:t>
+      </w:r>
       <w:r>
         <w:rPr>
           <w:rFonts w:ascii="Noto Serif" w:eastAsia="Noto Serif SC" w:hAnsi="Noto Serif" w:cs="Noto Serif"/>
@@ -3298,7 +3624,36 @@
           <w:szCs w:val="24"/>
           <w:lang w:val="en-US"/>
         </w:rPr>
-        <w:t xml:space="preserve"> Gaoyin Guan</w:t>
+        <w:t xml:space="preserve"> </w:t>
+      </w:r>
+      <w:r>
+        <w:rPr>
+          <w:rFonts w:ascii="Noto Serif" w:eastAsia="Noto Serif SC" w:hAnsi="Noto Serif" w:cs="Noto Serif"/>
+          <w:sz w:val="24"/>
+          <w:szCs w:val="24"/>
+          <w:lang w:val="en-US"/>
+        </w:rPr>
+        <w:t xml:space="preserve">1 </w:t>
+      </w:r>
+      <w:proofErr w:type="spellStart"/>
+      <w:r>
+        <w:rPr>
+          <w:rFonts w:ascii="Noto Serif" w:eastAsia="Noto Serif SC" w:hAnsi="Noto Serif" w:cs="Noto Serif"/>
+          <w:sz w:val="24"/>
+          <w:szCs w:val="24"/>
+          <w:lang w:val="en-US"/>
+        </w:rPr>
+        <w:t>Gaoyin</w:t>
+      </w:r>
+      <w:proofErr w:type="spellEnd"/>
+      <w:r>
+        <w:rPr>
+          <w:rFonts w:ascii="Noto Serif" w:eastAsia="Noto Serif SC" w:hAnsi="Noto Serif" w:cs="Noto Serif"/>
+          <w:sz w:val="24"/>
+          <w:szCs w:val="24"/>
+          <w:lang w:val="en-US"/>
+        </w:rPr>
+        <w:t xml:space="preserve"> Guan</w:t>
       </w:r>
     </w:p>
     <w:p>
@@ -3346,25 +3701,45 @@
         </w:rPr>
         <w:t xml:space="preserve">2 </w:t>
       </w:r>
-      <w:r>
-        <w:rPr>
-          <w:rFonts w:ascii="Noto Serif" w:eastAsia="Noto Serif SC" w:hAnsi="Noto Serif" w:cs="Noto Serif"/>
-          <w:sz w:val="24"/>
-          <w:szCs w:val="24"/>
-          <w:lang w:val="en-US"/>
-        </w:rPr>
-        <w:t>Jiajian Diyin Guan</w:t>
-      </w:r>
-    </w:p>
-    <w:p>
-      <w:pPr>
-        <w:rPr>
-          <w:rFonts w:ascii="Noto Serif" w:eastAsia="Noto Serif SC" w:hAnsi="Noto Serif" w:cs="Noto Serif"/>
-          <w:sz w:val="24"/>
-          <w:szCs w:val="24"/>
-          <w:lang w:val="en-US"/>
-        </w:rPr>
-      </w:pPr>
+      <w:proofErr w:type="spellStart"/>
+      <w:r>
+        <w:rPr>
+          <w:rFonts w:ascii="Noto Serif" w:eastAsia="Noto Serif SC" w:hAnsi="Noto Serif" w:cs="Noto Serif"/>
+          <w:sz w:val="24"/>
+          <w:szCs w:val="24"/>
+          <w:lang w:val="en-US"/>
+        </w:rPr>
+        <w:t>Jiajian</w:t>
+      </w:r>
+      <w:proofErr w:type="spellEnd"/>
+      <w:r>
+        <w:rPr>
+          <w:rFonts w:ascii="Noto Serif" w:eastAsia="Noto Serif SC" w:hAnsi="Noto Serif" w:cs="Noto Serif"/>
+          <w:sz w:val="24"/>
+          <w:szCs w:val="24"/>
+          <w:lang w:val="en-US"/>
+        </w:rPr>
+        <w:t xml:space="preserve"> Diyin Guan</w:t>
+      </w:r>
+    </w:p>
+    <w:p>
+      <w:pPr>
+        <w:rPr>
+          <w:rFonts w:ascii="Noto Serif" w:eastAsia="Noto Serif SC" w:hAnsi="Noto Serif" w:cs="Noto Serif"/>
+          <w:sz w:val="24"/>
+          <w:szCs w:val="24"/>
+          <w:lang w:val="en-US"/>
+        </w:rPr>
+      </w:pPr>
+      <w:r>
+        <w:rPr>
+          <w:rFonts w:ascii="Noto Serif" w:eastAsia="Noto Serif SC" w:hAnsi="Noto Serif" w:cs="Noto Serif"/>
+          <w:sz w:val="24"/>
+          <w:szCs w:val="24"/>
+          <w:lang w:val="en-US"/>
+        </w:rPr>
+        <w:t xml:space="preserve">1 </w:t>
+      </w:r>
       <w:r>
         <w:rPr>
           <w:rFonts w:ascii="Noto Serif" w:eastAsia="Noto Serif SC" w:hAnsi="Noto Serif" w:cs="Noto Serif"/>
@@ -3381,7 +3756,36 @@
           <w:szCs w:val="24"/>
           <w:lang w:val="en-US"/>
         </w:rPr>
-        <w:t xml:space="preserve"> Jiajian Bei Diyin Guan</w:t>
+        <w:t xml:space="preserve"> </w:t>
+      </w:r>
+      <w:r>
+        <w:rPr>
+          <w:rFonts w:ascii="Noto Serif" w:eastAsia="Noto Serif SC" w:hAnsi="Noto Serif" w:cs="Noto Serif"/>
+          <w:sz w:val="24"/>
+          <w:szCs w:val="24"/>
+          <w:lang w:val="en-US"/>
+        </w:rPr>
+        <w:t xml:space="preserve">1 </w:t>
+      </w:r>
+      <w:proofErr w:type="spellStart"/>
+      <w:r>
+        <w:rPr>
+          <w:rFonts w:ascii="Noto Serif" w:eastAsia="Noto Serif SC" w:hAnsi="Noto Serif" w:cs="Noto Serif"/>
+          <w:sz w:val="24"/>
+          <w:szCs w:val="24"/>
+          <w:lang w:val="en-US"/>
+        </w:rPr>
+        <w:t>Jiajian</w:t>
+      </w:r>
+      <w:proofErr w:type="spellEnd"/>
+      <w:r>
+        <w:rPr>
+          <w:rFonts w:ascii="Noto Serif" w:eastAsia="Noto Serif SC" w:hAnsi="Noto Serif" w:cs="Noto Serif"/>
+          <w:sz w:val="24"/>
+          <w:szCs w:val="24"/>
+          <w:lang w:val="en-US"/>
+        </w:rPr>
+        <w:t xml:space="preserve"> Bei Diyin Guan</w:t>
       </w:r>
     </w:p>
     <w:p>
@@ -3474,6 +3878,15 @@
           <w:szCs w:val="24"/>
           <w:lang w:val="en-US"/>
         </w:rPr>
+        <w:t xml:space="preserve">1 </w:t>
+      </w:r>
+      <w:r>
+        <w:rPr>
+          <w:rFonts w:ascii="Noto Serif" w:eastAsia="Noto Serif SC" w:hAnsi="Noto Serif" w:cs="Noto Serif"/>
+          <w:sz w:val="24"/>
+          <w:szCs w:val="24"/>
+          <w:lang w:val="en-US"/>
+        </w:rPr>
         <w:t>柳琴</w:t>
       </w:r>
       <w:r>
@@ -3483,7 +3896,26 @@
           <w:szCs w:val="24"/>
           <w:lang w:val="en-US"/>
         </w:rPr>
-        <w:t xml:space="preserve"> Liuqi</w:t>
+        <w:t xml:space="preserve"> </w:t>
+      </w:r>
+      <w:r>
+        <w:rPr>
+          <w:rFonts w:ascii="Noto Serif" w:eastAsia="Noto Serif SC" w:hAnsi="Noto Serif" w:cs="Noto Serif"/>
+          <w:sz w:val="24"/>
+          <w:szCs w:val="24"/>
+          <w:lang w:val="en-US"/>
+        </w:rPr>
+        <w:t xml:space="preserve">1 </w:t>
+      </w:r>
+      <w:proofErr w:type="spellStart"/>
+      <w:r>
+        <w:rPr>
+          <w:rFonts w:ascii="Noto Serif" w:eastAsia="Noto Serif SC" w:hAnsi="Noto Serif" w:cs="Noto Serif"/>
+          <w:sz w:val="24"/>
+          <w:szCs w:val="24"/>
+          <w:lang w:val="en-US"/>
+        </w:rPr>
+        <w:t>Liuqi</w:t>
       </w:r>
       <w:r>
         <w:rPr>
@@ -3494,16 +3926,26 @@
         </w:rPr>
         <w:t>n</w:t>
       </w:r>
-    </w:p>
-    <w:p>
-      <w:pPr>
-        <w:rPr>
-          <w:rFonts w:ascii="Noto Serif" w:eastAsia="Noto Serif SC" w:hAnsi="Noto Serif" w:cs="Noto Serif"/>
-          <w:sz w:val="24"/>
-          <w:szCs w:val="24"/>
-          <w:lang w:val="en-US"/>
-        </w:rPr>
-      </w:pPr>
+      <w:proofErr w:type="spellEnd"/>
+    </w:p>
+    <w:p>
+      <w:pPr>
+        <w:rPr>
+          <w:rFonts w:ascii="Noto Serif" w:eastAsia="Noto Serif SC" w:hAnsi="Noto Serif" w:cs="Noto Serif"/>
+          <w:sz w:val="24"/>
+          <w:szCs w:val="24"/>
+          <w:lang w:val="en-US"/>
+        </w:rPr>
+      </w:pPr>
+      <w:r>
+        <w:rPr>
+          <w:rFonts w:ascii="Noto Serif" w:eastAsia="Noto Serif SC" w:hAnsi="Noto Serif" w:cs="Noto Serif"/>
+          <w:sz w:val="24"/>
+          <w:szCs w:val="24"/>
+          <w:lang w:val="en-US"/>
+        </w:rPr>
+        <w:t xml:space="preserve">1 </w:t>
+      </w:r>
       <w:r>
         <w:rPr>
           <w:rFonts w:ascii="Noto Serif" w:eastAsia="Noto Serif SC" w:hAnsi="Noto Serif" w:cs="Noto Serif"/>
@@ -3520,18 +3962,45 @@
           <w:szCs w:val="24"/>
           <w:lang w:val="en-US"/>
         </w:rPr>
-        <w:t xml:space="preserve"> Pipa</w:t>
-      </w:r>
-    </w:p>
-    <w:p>
-      <w:pPr>
-        <w:rPr>
-          <w:rFonts w:ascii="Noto Serif" w:eastAsia="Noto Serif SC" w:hAnsi="Noto Serif" w:cs="Noto Serif"/>
-          <w:sz w:val="24"/>
-          <w:szCs w:val="24"/>
-          <w:lang w:val="en-US"/>
-        </w:rPr>
-      </w:pPr>
+        <w:t xml:space="preserve"> </w:t>
+      </w:r>
+      <w:r>
+        <w:rPr>
+          <w:rFonts w:ascii="Noto Serif" w:eastAsia="Noto Serif SC" w:hAnsi="Noto Serif" w:cs="Noto Serif"/>
+          <w:sz w:val="24"/>
+          <w:szCs w:val="24"/>
+          <w:lang w:val="en-US"/>
+        </w:rPr>
+        <w:t xml:space="preserve">1 </w:t>
+      </w:r>
+      <w:r>
+        <w:rPr>
+          <w:rFonts w:ascii="Noto Serif" w:eastAsia="Noto Serif SC" w:hAnsi="Noto Serif" w:cs="Noto Serif"/>
+          <w:sz w:val="24"/>
+          <w:szCs w:val="24"/>
+          <w:lang w:val="en-US"/>
+        </w:rPr>
+        <w:t>Pipa</w:t>
+      </w:r>
+    </w:p>
+    <w:p>
+      <w:pPr>
+        <w:rPr>
+          <w:rFonts w:ascii="Noto Serif" w:eastAsia="Noto Serif SC" w:hAnsi="Noto Serif" w:cs="Noto Serif"/>
+          <w:sz w:val="24"/>
+          <w:szCs w:val="24"/>
+          <w:lang w:val="en-US"/>
+        </w:rPr>
+      </w:pPr>
+      <w:r>
+        <w:rPr>
+          <w:rFonts w:ascii="Noto Serif" w:eastAsia="Noto Serif SC" w:hAnsi="Noto Serif" w:cs="Noto Serif"/>
+          <w:sz w:val="24"/>
+          <w:szCs w:val="24"/>
+          <w:lang w:val="en-US"/>
+        </w:rPr>
+        <w:t xml:space="preserve">1 </w:t>
+      </w:r>
       <w:r>
         <w:rPr>
           <w:rFonts w:ascii="Noto Serif" w:eastAsia="Noto Serif SC" w:hAnsi="Noto Serif" w:cs="Noto Serif"/>
@@ -3548,18 +4017,45 @@
           <w:szCs w:val="24"/>
           <w:lang w:val="en-US"/>
         </w:rPr>
-        <w:t xml:space="preserve"> Zhongruan</w:t>
-      </w:r>
-    </w:p>
-    <w:p>
-      <w:pPr>
-        <w:rPr>
-          <w:rFonts w:ascii="Noto Serif" w:eastAsia="Noto Serif SC" w:hAnsi="Noto Serif" w:cs="Noto Serif"/>
-          <w:sz w:val="24"/>
-          <w:szCs w:val="24"/>
-          <w:lang w:val="en-US"/>
-        </w:rPr>
-      </w:pPr>
+        <w:t xml:space="preserve"> </w:t>
+      </w:r>
+      <w:r>
+        <w:rPr>
+          <w:rFonts w:ascii="Noto Serif" w:eastAsia="Noto Serif SC" w:hAnsi="Noto Serif" w:cs="Noto Serif"/>
+          <w:sz w:val="24"/>
+          <w:szCs w:val="24"/>
+          <w:lang w:val="en-US"/>
+        </w:rPr>
+        <w:t xml:space="preserve">1 </w:t>
+      </w:r>
+      <w:r>
+        <w:rPr>
+          <w:rFonts w:ascii="Noto Serif" w:eastAsia="Noto Serif SC" w:hAnsi="Noto Serif" w:cs="Noto Serif"/>
+          <w:sz w:val="24"/>
+          <w:szCs w:val="24"/>
+          <w:lang w:val="en-US"/>
+        </w:rPr>
+        <w:t>Zhongruan</w:t>
+      </w:r>
+    </w:p>
+    <w:p>
+      <w:pPr>
+        <w:rPr>
+          <w:rFonts w:ascii="Noto Serif" w:eastAsia="Noto Serif SC" w:hAnsi="Noto Serif" w:cs="Noto Serif"/>
+          <w:sz w:val="24"/>
+          <w:szCs w:val="24"/>
+          <w:lang w:val="en-US"/>
+        </w:rPr>
+      </w:pPr>
+      <w:r>
+        <w:rPr>
+          <w:rFonts w:ascii="Noto Serif" w:eastAsia="Noto Serif SC" w:hAnsi="Noto Serif" w:cs="Noto Serif"/>
+          <w:sz w:val="24"/>
+          <w:szCs w:val="24"/>
+          <w:lang w:val="en-US"/>
+        </w:rPr>
+        <w:t xml:space="preserve">1 </w:t>
+      </w:r>
       <w:r>
         <w:rPr>
           <w:rFonts w:ascii="Noto Serif" w:eastAsia="Noto Serif SC" w:hAnsi="Noto Serif" w:cs="Noto Serif"/>
@@ -3576,28 +4072,55 @@
           <w:szCs w:val="24"/>
           <w:lang w:val="en-US"/>
         </w:rPr>
-        <w:t xml:space="preserve"> Daruan</w:t>
-      </w:r>
-    </w:p>
-    <w:p>
-      <w:pPr>
-        <w:rPr>
-          <w:rFonts w:ascii="Noto Serif" w:eastAsia="Noto Serif SC" w:hAnsi="Noto Serif" w:cs="Noto Serif"/>
-          <w:sz w:val="24"/>
-          <w:szCs w:val="24"/>
-          <w:lang w:val="en-US"/>
-        </w:rPr>
-      </w:pPr>
-    </w:p>
-    <w:p>
-      <w:pPr>
-        <w:rPr>
-          <w:rFonts w:ascii="Noto Serif" w:eastAsia="Noto Serif SC" w:hAnsi="Noto Serif" w:cs="Noto Serif"/>
-          <w:sz w:val="24"/>
-          <w:szCs w:val="24"/>
-          <w:lang w:val="en-US"/>
-        </w:rPr>
-      </w:pPr>
+        <w:t xml:space="preserve"> </w:t>
+      </w:r>
+      <w:r>
+        <w:rPr>
+          <w:rFonts w:ascii="Noto Serif" w:eastAsia="Noto Serif SC" w:hAnsi="Noto Serif" w:cs="Noto Serif"/>
+          <w:sz w:val="24"/>
+          <w:szCs w:val="24"/>
+          <w:lang w:val="en-US"/>
+        </w:rPr>
+        <w:t xml:space="preserve">1 </w:t>
+      </w:r>
+      <w:r>
+        <w:rPr>
+          <w:rFonts w:ascii="Noto Serif" w:eastAsia="Noto Serif SC" w:hAnsi="Noto Serif" w:cs="Noto Serif"/>
+          <w:sz w:val="24"/>
+          <w:szCs w:val="24"/>
+          <w:lang w:val="en-US"/>
+        </w:rPr>
+        <w:t>Daruan</w:t>
+      </w:r>
+    </w:p>
+    <w:p>
+      <w:pPr>
+        <w:rPr>
+          <w:rFonts w:ascii="Noto Serif" w:eastAsia="Noto Serif SC" w:hAnsi="Noto Serif" w:cs="Noto Serif"/>
+          <w:sz w:val="24"/>
+          <w:szCs w:val="24"/>
+          <w:lang w:val="en-US"/>
+        </w:rPr>
+      </w:pPr>
+    </w:p>
+    <w:p>
+      <w:pPr>
+        <w:rPr>
+          <w:rFonts w:ascii="Noto Serif" w:eastAsia="Noto Serif SC" w:hAnsi="Noto Serif" w:cs="Noto Serif"/>
+          <w:sz w:val="24"/>
+          <w:szCs w:val="24"/>
+          <w:lang w:val="en-US"/>
+        </w:rPr>
+      </w:pPr>
+      <w:r>
+        <w:rPr>
+          <w:rFonts w:ascii="Noto Serif" w:eastAsia="Noto Serif SC" w:hAnsi="Noto Serif" w:cs="Noto Serif"/>
+          <w:sz w:val="24"/>
+          <w:szCs w:val="24"/>
+          <w:lang w:val="en-US"/>
+        </w:rPr>
+        <w:t xml:space="preserve">1 </w:t>
+      </w:r>
       <w:r>
         <w:rPr>
           <w:rFonts w:ascii="Noto Serif" w:eastAsia="Noto Serif SC" w:hAnsi="Noto Serif" w:cs="Noto Serif"/>
@@ -3614,7 +4137,25 @@
           <w:szCs w:val="24"/>
           <w:lang w:val="en-US"/>
         </w:rPr>
-        <w:t xml:space="preserve"> Harp</w:t>
+        <w:t xml:space="preserve"> </w:t>
+      </w:r>
+      <w:r>
+        <w:rPr>
+          <w:rFonts w:ascii="Noto Serif" w:eastAsia="Noto Serif SC" w:hAnsi="Noto Serif" w:cs="Noto Serif"/>
+          <w:sz w:val="24"/>
+          <w:szCs w:val="24"/>
+          <w:lang w:val="en-US"/>
+        </w:rPr>
+        <w:t xml:space="preserve">1 </w:t>
+      </w:r>
+      <w:r>
+        <w:rPr>
+          <w:rFonts w:ascii="Noto Serif" w:eastAsia="Noto Serif SC" w:hAnsi="Noto Serif" w:cs="Noto Serif"/>
+          <w:sz w:val="24"/>
+          <w:szCs w:val="24"/>
+          <w:lang w:val="en-US"/>
+        </w:rPr>
+        <w:t>Harp</w:t>
       </w:r>
     </w:p>
     <w:p>
@@ -3737,6 +4278,15 @@
           <w:szCs w:val="24"/>
           <w:lang w:val="en-US"/>
         </w:rPr>
+        <w:t xml:space="preserve">1 </w:t>
+      </w:r>
+      <w:r>
+        <w:rPr>
+          <w:rFonts w:ascii="Noto Serif" w:eastAsia="Noto Serif SC" w:hAnsi="Noto Serif" w:cs="Noto Serif"/>
+          <w:sz w:val="24"/>
+          <w:szCs w:val="24"/>
+          <w:lang w:val="en-US"/>
+        </w:rPr>
         <w:t>竖琴</w:t>
       </w:r>
       <w:r>
@@ -3746,7 +4296,25 @@
           <w:szCs w:val="24"/>
           <w:lang w:val="en-US"/>
         </w:rPr>
-        <w:t xml:space="preserve"> Harp</w:t>
+        <w:t xml:space="preserve"> </w:t>
+      </w:r>
+      <w:r>
+        <w:rPr>
+          <w:rFonts w:ascii="Noto Serif" w:eastAsia="Noto Serif SC" w:hAnsi="Noto Serif" w:cs="Noto Serif"/>
+          <w:sz w:val="24"/>
+          <w:szCs w:val="24"/>
+          <w:lang w:val="en-US"/>
+        </w:rPr>
+        <w:t xml:space="preserve">1 </w:t>
+      </w:r>
+      <w:r>
+        <w:rPr>
+          <w:rFonts w:ascii="Noto Serif" w:eastAsia="Noto Serif SC" w:hAnsi="Noto Serif" w:cs="Noto Serif"/>
+          <w:sz w:val="24"/>
+          <w:szCs w:val="24"/>
+          <w:lang w:val="en-US"/>
+        </w:rPr>
+        <w:t>Harp</w:t>
       </w:r>
     </w:p>
     <w:p>

--- a/Front Matter/Template/9_Front-Matter_Template-v5.docx
+++ b/Front Matter/Template/9_Front-Matter_Template-v5.docx
@@ -1995,8 +1995,19 @@
           <w:szCs w:val="24"/>
           <w:lang w:val="en-US"/>
         </w:rPr>
-        <w:t xml:space="preserve"> Otto Ortmann</w:t>
-      </w:r>
+        <w:t xml:space="preserve"> Otto </w:t>
+      </w:r>
+      <w:proofErr w:type="spellStart"/>
+      <w:r>
+        <w:rPr>
+          <w:rFonts w:ascii="Noto Serif" w:eastAsia="Noto Serif SC" w:hAnsi="Noto Serif" w:cs="Noto Serif"/>
+          <w:sz w:val="24"/>
+          <w:szCs w:val="24"/>
+          <w:lang w:val="en-US"/>
+        </w:rPr>
+        <w:t>Ortmann</w:t>
+      </w:r>
+      <w:proofErr w:type="spellEnd"/>
       <w:r>
         <w:rPr>
           <w:rFonts w:ascii="Noto Serif" w:eastAsia="Noto Serif SC" w:hAnsi="Noto Serif" w:cs="Noto Serif"/>
@@ -2203,25 +2214,7 @@
           <w:sz w:val="24"/>
           <w:szCs w:val="24"/>
         </w:rPr>
-        <w:t xml:space="preserve">Immersed in the cultural diversity, Chew Jun </w:t>
-      </w:r>
-      <w:proofErr w:type="gramStart"/>
-      <w:r>
-        <w:rPr>
-          <w:rFonts w:ascii="Noto Serif" w:eastAsia="Noto Serif SC" w:hAnsi="Noto Serif" w:cs="Noto Serif"/>
-          <w:sz w:val="24"/>
-          <w:szCs w:val="24"/>
-        </w:rPr>
-        <w:t>An</w:t>
-      </w:r>
-      <w:proofErr w:type="gramEnd"/>
-      <w:r>
-        <w:rPr>
-          <w:rFonts w:ascii="Noto Serif" w:eastAsia="Noto Serif SC" w:hAnsi="Noto Serif" w:cs="Noto Serif"/>
-          <w:sz w:val="24"/>
-          <w:szCs w:val="24"/>
-        </w:rPr>
-        <w:t xml:space="preserve"> seeks to seamlessly assimilate his experiences to present a unique voice in his eclectic body of works. He started his musical journey as a Chinese Dulcimer player and began writing music while exploring the synergistic possibilities between distinct musical styles through collaboration. His music exemplifies his influences by drawing inspiration from his wide-ranging artistic interests. Recent premieres include his piano solo piece </w:t>
+        <w:t>Immersed in the cultural diversity, Chew Jun An seeks to seamlessly assimilate his experiences to present a unique voice in his eclectic body of works. He started his musical journey as a Chinese Dulcimer player and began writing music while exploring the synergistic possibilities between distinct musical styles through collaboration. His music exemplifies his influences by drawing inspiration from his wide-ranging artistic interests. Recent premieres include his piano solo piece </w:t>
       </w:r>
       <w:r>
         <w:rPr>
@@ -3301,6 +3294,15 @@
           <w:szCs w:val="24"/>
           <w:lang w:val="en-US"/>
         </w:rPr>
+        <w:t>1</w:t>
+      </w:r>
+      <w:r>
+        <w:rPr>
+          <w:rFonts w:ascii="Noto Serif" w:eastAsia="Noto Serif SC" w:hAnsi="Noto Serif" w:cs="Noto Serif"/>
+          <w:sz w:val="24"/>
+          <w:szCs w:val="24"/>
+          <w:lang w:val="en-US"/>
+        </w:rPr>
         <w:t>中音笙</w:t>
       </w:r>
       <w:r>
@@ -3312,6 +3314,15 @@
         </w:rPr>
         <w:t xml:space="preserve"> </w:t>
       </w:r>
+      <w:r>
+        <w:rPr>
+          <w:rFonts w:ascii="Noto Serif" w:eastAsia="Noto Serif SC" w:hAnsi="Noto Serif" w:cs="Noto Serif"/>
+          <w:sz w:val="24"/>
+          <w:szCs w:val="24"/>
+          <w:lang w:val="en-US"/>
+        </w:rPr>
+        <w:t xml:space="preserve">1 </w:t>
+      </w:r>
       <w:proofErr w:type="spellStart"/>
       <w:r>
         <w:rPr>
@@ -3349,6 +3360,15 @@
           <w:szCs w:val="24"/>
           <w:lang w:val="en-US"/>
         </w:rPr>
+        <w:t>1</w:t>
+      </w:r>
+      <w:r>
+        <w:rPr>
+          <w:rFonts w:ascii="Noto Serif" w:eastAsia="Noto Serif SC" w:hAnsi="Noto Serif" w:cs="Noto Serif"/>
+          <w:sz w:val="24"/>
+          <w:szCs w:val="24"/>
+          <w:lang w:val="en-US"/>
+        </w:rPr>
         <w:t>低音笙</w:t>
       </w:r>
       <w:r>
@@ -3367,7 +3387,27 @@
           <w:szCs w:val="24"/>
           <w:lang w:val="en-US"/>
         </w:rPr>
-        <w:t>Diyin Sheng</w:t>
+        <w:t xml:space="preserve">1 </w:t>
+      </w:r>
+      <w:proofErr w:type="spellStart"/>
+      <w:r>
+        <w:rPr>
+          <w:rFonts w:ascii="Noto Serif" w:eastAsia="Noto Serif SC" w:hAnsi="Noto Serif" w:cs="Noto Serif"/>
+          <w:sz w:val="24"/>
+          <w:szCs w:val="24"/>
+          <w:lang w:val="en-US"/>
+        </w:rPr>
+        <w:t>Diyin</w:t>
+      </w:r>
+      <w:proofErr w:type="spellEnd"/>
+      <w:r>
+        <w:rPr>
+          <w:rFonts w:ascii="Noto Serif" w:eastAsia="Noto Serif SC" w:hAnsi="Noto Serif" w:cs="Noto Serif"/>
+          <w:sz w:val="24"/>
+          <w:szCs w:val="24"/>
+          <w:lang w:val="en-US"/>
+        </w:rPr>
+        <w:t xml:space="preserve"> Sheng</w:t>
       </w:r>
     </w:p>
     <w:p>
@@ -3528,6 +3568,24 @@
         </w:rPr>
         <w:t xml:space="preserve">1 </w:t>
       </w:r>
+      <w:r>
+        <w:rPr>
+          <w:rFonts w:ascii="Noto Serif" w:eastAsia="Noto Serif SC" w:hAnsi="Noto Serif" w:cs="Noto Serif"/>
+          <w:sz w:val="24"/>
+          <w:szCs w:val="24"/>
+          <w:lang w:val="en-US"/>
+        </w:rPr>
+        <w:t>Keyed</w:t>
+      </w:r>
+      <w:r>
+        <w:rPr>
+          <w:rFonts w:ascii="Noto Serif" w:eastAsia="Noto Serif SC" w:hAnsi="Noto Serif" w:cs="Noto Serif"/>
+          <w:sz w:val="24"/>
+          <w:szCs w:val="24"/>
+          <w:lang w:val="en-US"/>
+        </w:rPr>
+        <w:t xml:space="preserve"> </w:t>
+      </w:r>
       <w:proofErr w:type="spellStart"/>
       <w:r>
         <w:rPr>
@@ -3536,7 +3594,7 @@
           <w:szCs w:val="24"/>
           <w:lang w:val="en-US"/>
         </w:rPr>
-        <w:t>Jiajian</w:t>
+        <w:t>Zhongyin</w:t>
       </w:r>
       <w:proofErr w:type="spellEnd"/>
       <w:r>
@@ -3556,9 +3614,47 @@
           <w:szCs w:val="24"/>
           <w:lang w:val="en-US"/>
         </w:rPr>
-        <w:t>Zhongyin</w:t>
+        <w:t>Suona</w:t>
       </w:r>
       <w:proofErr w:type="spellEnd"/>
+    </w:p>
+    <w:p>
+      <w:pPr>
+        <w:rPr>
+          <w:rFonts w:ascii="Noto Serif" w:eastAsia="Noto Serif SC" w:hAnsi="Noto Serif" w:cs="Noto Serif"/>
+          <w:sz w:val="24"/>
+          <w:szCs w:val="24"/>
+          <w:lang w:val="en-US"/>
+        </w:rPr>
+      </w:pPr>
+    </w:p>
+    <w:p>
+      <w:pPr>
+        <w:rPr>
+          <w:rFonts w:ascii="Noto Serif" w:eastAsia="Noto Serif SC" w:hAnsi="Noto Serif" w:cs="Noto Serif"/>
+          <w:sz w:val="24"/>
+          <w:szCs w:val="24"/>
+          <w:lang w:val="en-US"/>
+        </w:rPr>
+      </w:pPr>
+      <w:r>
+        <w:rPr>
+          <w:rFonts w:ascii="Noto Serif" w:eastAsia="Noto Serif SC" w:hAnsi="Noto Serif" w:cs="Noto Serif"/>
+          <w:sz w:val="24"/>
+          <w:szCs w:val="24"/>
+          <w:lang w:val="en-US"/>
+        </w:rPr>
+        <w:t xml:space="preserve">1 </w:t>
+      </w:r>
+      <w:r>
+        <w:rPr>
+          <w:rFonts w:ascii="Noto Serif" w:eastAsia="Noto Serif SC" w:hAnsi="Noto Serif" w:cs="Noto Serif"/>
+          <w:sz w:val="24"/>
+          <w:szCs w:val="24"/>
+          <w:lang w:val="en-US"/>
+        </w:rPr>
+        <w:t>高音管</w:t>
+      </w:r>
       <w:r>
         <w:rPr>
           <w:rFonts w:ascii="Noto Serif" w:eastAsia="Noto Serif SC" w:hAnsi="Noto Serif" w:cs="Noto Serif"/>
@@ -3568,6 +3664,15 @@
         </w:rPr>
         <w:t xml:space="preserve"> </w:t>
       </w:r>
+      <w:r>
+        <w:rPr>
+          <w:rFonts w:ascii="Noto Serif" w:eastAsia="Noto Serif SC" w:hAnsi="Noto Serif" w:cs="Noto Serif"/>
+          <w:sz w:val="24"/>
+          <w:szCs w:val="24"/>
+          <w:lang w:val="en-US"/>
+        </w:rPr>
+        <w:t xml:space="preserve">1 </w:t>
+      </w:r>
       <w:proofErr w:type="spellStart"/>
       <w:r>
         <w:rPr>
@@ -3576,19 +3681,102 @@
           <w:szCs w:val="24"/>
           <w:lang w:val="en-US"/>
         </w:rPr>
-        <w:t>Suona</w:t>
+        <w:t>Gaoyin</w:t>
       </w:r>
       <w:proofErr w:type="spellEnd"/>
-    </w:p>
-    <w:p>
-      <w:pPr>
-        <w:rPr>
-          <w:rFonts w:ascii="Noto Serif" w:eastAsia="Noto Serif SC" w:hAnsi="Noto Serif" w:cs="Noto Serif"/>
-          <w:sz w:val="24"/>
-          <w:szCs w:val="24"/>
-          <w:lang w:val="en-US"/>
-        </w:rPr>
-      </w:pPr>
+      <w:r>
+        <w:rPr>
+          <w:rFonts w:ascii="Noto Serif" w:eastAsia="Noto Serif SC" w:hAnsi="Noto Serif" w:cs="Noto Serif"/>
+          <w:sz w:val="24"/>
+          <w:szCs w:val="24"/>
+          <w:lang w:val="en-US"/>
+        </w:rPr>
+        <w:t xml:space="preserve"> Guan</w:t>
+      </w:r>
+    </w:p>
+    <w:p>
+      <w:pPr>
+        <w:rPr>
+          <w:rFonts w:ascii="Noto Serif" w:eastAsia="Noto Serif SC" w:hAnsi="Noto Serif" w:cs="Noto Serif"/>
+          <w:sz w:val="24"/>
+          <w:szCs w:val="24"/>
+          <w:lang w:val="en-US"/>
+        </w:rPr>
+      </w:pPr>
+      <w:r>
+        <w:rPr>
+          <w:rFonts w:ascii="Noto Serif" w:eastAsia="Noto Serif SC" w:hAnsi="Noto Serif" w:cs="Noto Serif"/>
+          <w:sz w:val="24"/>
+          <w:szCs w:val="24"/>
+          <w:lang w:val="en-US"/>
+        </w:rPr>
+        <w:t xml:space="preserve">2 </w:t>
+      </w:r>
+      <w:r>
+        <w:rPr>
+          <w:rFonts w:ascii="Noto Serif" w:eastAsia="Noto Serif SC" w:hAnsi="Noto Serif" w:cs="Noto Serif"/>
+          <w:sz w:val="24"/>
+          <w:szCs w:val="24"/>
+          <w:lang w:val="en-US"/>
+        </w:rPr>
+        <w:t>加键低音管</w:t>
+      </w:r>
+      <w:r>
+        <w:rPr>
+          <w:rFonts w:ascii="Noto Serif" w:eastAsia="Noto Serif SC" w:hAnsi="Noto Serif" w:cs="Noto Serif"/>
+          <w:sz w:val="24"/>
+          <w:szCs w:val="24"/>
+          <w:lang w:val="en-US"/>
+        </w:rPr>
+        <w:t xml:space="preserve"> </w:t>
+      </w:r>
+      <w:r>
+        <w:rPr>
+          <w:rFonts w:ascii="Noto Serif" w:eastAsia="Noto Serif SC" w:hAnsi="Noto Serif" w:cs="Noto Serif"/>
+          <w:sz w:val="24"/>
+          <w:szCs w:val="24"/>
+          <w:lang w:val="en-US"/>
+        </w:rPr>
+        <w:t xml:space="preserve">2 </w:t>
+      </w:r>
+      <w:r>
+        <w:rPr>
+          <w:rFonts w:ascii="Noto Serif" w:eastAsia="Noto Serif SC" w:hAnsi="Noto Serif" w:cs="Noto Serif"/>
+          <w:sz w:val="24"/>
+          <w:szCs w:val="24"/>
+          <w:lang w:val="en-US"/>
+        </w:rPr>
+        <w:t>Keyed</w:t>
+      </w:r>
+      <w:r>
+        <w:rPr>
+          <w:rFonts w:ascii="Noto Serif" w:eastAsia="Noto Serif SC" w:hAnsi="Noto Serif" w:cs="Noto Serif"/>
+          <w:sz w:val="24"/>
+          <w:szCs w:val="24"/>
+          <w:lang w:val="en-US"/>
+        </w:rPr>
+        <w:t xml:space="preserve"> </w:t>
+      </w:r>
+      <w:proofErr w:type="spellStart"/>
+      <w:r>
+        <w:rPr>
+          <w:rFonts w:ascii="Noto Serif" w:eastAsia="Noto Serif SC" w:hAnsi="Noto Serif" w:cs="Noto Serif"/>
+          <w:sz w:val="24"/>
+          <w:szCs w:val="24"/>
+          <w:lang w:val="en-US"/>
+        </w:rPr>
+        <w:t>Diyin</w:t>
+      </w:r>
+      <w:proofErr w:type="spellEnd"/>
+      <w:r>
+        <w:rPr>
+          <w:rFonts w:ascii="Noto Serif" w:eastAsia="Noto Serif SC" w:hAnsi="Noto Serif" w:cs="Noto Serif"/>
+          <w:sz w:val="24"/>
+          <w:szCs w:val="24"/>
+          <w:lang w:val="en-US"/>
+        </w:rPr>
+        <w:t xml:space="preserve"> Guan</w:t>
+      </w:r>
     </w:p>
     <w:p>
       <w:pPr>
@@ -3615,7 +3803,7 @@
           <w:szCs w:val="24"/>
           <w:lang w:val="en-US"/>
         </w:rPr>
-        <w:t>高音管</w:t>
+        <w:t>加键倍低音管</w:t>
       </w:r>
       <w:r>
         <w:rPr>
@@ -3635,6 +3823,24 @@
         </w:rPr>
         <w:t xml:space="preserve">1 </w:t>
       </w:r>
+      <w:r>
+        <w:rPr>
+          <w:rFonts w:ascii="Noto Serif" w:eastAsia="Noto Serif SC" w:hAnsi="Noto Serif" w:cs="Noto Serif"/>
+          <w:sz w:val="24"/>
+          <w:szCs w:val="24"/>
+          <w:lang w:val="en-US"/>
+        </w:rPr>
+        <w:t>Keyed</w:t>
+      </w:r>
+      <w:r>
+        <w:rPr>
+          <w:rFonts w:ascii="Noto Serif" w:eastAsia="Noto Serif SC" w:hAnsi="Noto Serif" w:cs="Noto Serif"/>
+          <w:sz w:val="24"/>
+          <w:szCs w:val="24"/>
+          <w:lang w:val="en-US"/>
+        </w:rPr>
+        <w:t xml:space="preserve"> </w:t>
+      </w:r>
       <w:proofErr w:type="spellStart"/>
       <w:r>
         <w:rPr>
@@ -3643,7 +3849,25 @@
           <w:szCs w:val="24"/>
           <w:lang w:val="en-US"/>
         </w:rPr>
-        <w:t>Gaoyin</w:t>
+        <w:t>Bei</w:t>
+      </w:r>
+      <w:r>
+        <w:rPr>
+          <w:rFonts w:ascii="Noto Serif" w:eastAsia="Noto Serif SC" w:hAnsi="Noto Serif" w:cs="Noto Serif"/>
+          <w:sz w:val="24"/>
+          <w:szCs w:val="24"/>
+          <w:lang w:val="en-US"/>
+        </w:rPr>
+        <w:t>d</w:t>
+      </w:r>
+      <w:r>
+        <w:rPr>
+          <w:rFonts w:ascii="Noto Serif" w:eastAsia="Noto Serif SC" w:hAnsi="Noto Serif" w:cs="Noto Serif"/>
+          <w:sz w:val="24"/>
+          <w:szCs w:val="24"/>
+          <w:lang w:val="en-US"/>
+        </w:rPr>
+        <w:t>iyin</w:t>
       </w:r>
       <w:proofErr w:type="spellEnd"/>
       <w:r>
@@ -3665,9 +3889,19 @@
           <w:lang w:val="en-US"/>
         </w:rPr>
       </w:pPr>
-      <w:r>
-        <w:rPr>
-          <w:rFonts w:ascii="Noto Serif" w:eastAsia="Noto Serif SC" w:hAnsi="Noto Serif" w:cs="Noto Serif"/>
+    </w:p>
+    <w:p>
+      <w:pPr>
+        <w:rPr>
+          <w:rFonts w:ascii="Noto Serif" w:eastAsia="Noto Serif SC" w:hAnsi="Noto Serif" w:cs="Noto Serif"/>
+          <w:sz w:val="24"/>
+          <w:szCs w:val="24"/>
+          <w:lang w:val="en-US"/>
+        </w:rPr>
+      </w:pPr>
+      <w:r>
+        <w:rPr>
+          <w:rFonts w:ascii="Noto Serif" w:eastAsia="Noto Serif SC" w:hAnsi="Noto Serif" w:cs="Microsoft YaHei"/>
           <w:sz w:val="24"/>
           <w:szCs w:val="24"/>
           <w:lang w:val="en-US"/>
@@ -3676,12 +3910,21 @@
       </w:r>
       <w:r>
         <w:rPr>
-          <w:rFonts w:ascii="Noto Serif" w:eastAsia="Noto Serif SC" w:hAnsi="Noto Serif" w:cs="Noto Serif"/>
-          <w:sz w:val="24"/>
-          <w:szCs w:val="24"/>
-          <w:lang w:val="en-US"/>
-        </w:rPr>
-        <w:t>加键低音管</w:t>
+          <w:rFonts w:ascii="Noto Serif" w:eastAsia="Noto Serif SC" w:hAnsi="Noto Serif" w:cs="Microsoft YaHei" w:hint="eastAsia"/>
+          <w:sz w:val="24"/>
+          <w:szCs w:val="24"/>
+          <w:lang w:val="en-US"/>
+        </w:rPr>
+        <w:t>扬</w:t>
+      </w:r>
+      <w:r>
+        <w:rPr>
+          <w:rFonts w:ascii="Noto Serif" w:eastAsia="Noto Serif SC" w:hAnsi="Noto Serif" w:cs="Yu Gothic" w:hint="eastAsia"/>
+          <w:sz w:val="24"/>
+          <w:szCs w:val="24"/>
+          <w:lang w:val="en-US"/>
+        </w:rPr>
+        <w:t>琴</w:t>
       </w:r>
       <w:r>
         <w:rPr>
@@ -3701,6 +3944,61 @@
         </w:rPr>
         <w:t xml:space="preserve">2 </w:t>
       </w:r>
+      <w:r>
+        <w:rPr>
+          <w:rFonts w:ascii="Noto Serif" w:eastAsia="Noto Serif SC" w:hAnsi="Noto Serif" w:cs="Noto Serif"/>
+          <w:sz w:val="24"/>
+          <w:szCs w:val="24"/>
+          <w:lang w:val="en-US"/>
+        </w:rPr>
+        <w:t>Yangqin</w:t>
+      </w:r>
+    </w:p>
+    <w:p>
+      <w:pPr>
+        <w:rPr>
+          <w:rFonts w:ascii="Noto Serif" w:eastAsia="Noto Serif SC" w:hAnsi="Noto Serif" w:cs="Noto Serif"/>
+          <w:sz w:val="24"/>
+          <w:szCs w:val="24"/>
+          <w:lang w:val="en-US"/>
+        </w:rPr>
+      </w:pPr>
+      <w:r>
+        <w:rPr>
+          <w:rFonts w:ascii="Noto Serif" w:eastAsia="Noto Serif SC" w:hAnsi="Noto Serif" w:cs="Noto Serif"/>
+          <w:sz w:val="24"/>
+          <w:szCs w:val="24"/>
+          <w:lang w:val="en-US"/>
+        </w:rPr>
+        <w:t xml:space="preserve">1 </w:t>
+      </w:r>
+      <w:r>
+        <w:rPr>
+          <w:rFonts w:ascii="Noto Serif" w:eastAsia="Noto Serif SC" w:hAnsi="Noto Serif" w:cs="Noto Serif"/>
+          <w:sz w:val="24"/>
+          <w:szCs w:val="24"/>
+          <w:lang w:val="en-US"/>
+        </w:rPr>
+        <w:t>柳琴</w:t>
+      </w:r>
+      <w:r>
+        <w:rPr>
+          <w:rFonts w:ascii="Noto Serif" w:eastAsia="Noto Serif SC" w:hAnsi="Noto Serif" w:cs="Noto Serif"/>
+          <w:sz w:val="24"/>
+          <w:szCs w:val="24"/>
+          <w:lang w:val="en-US"/>
+        </w:rPr>
+        <w:t xml:space="preserve"> </w:t>
+      </w:r>
+      <w:r>
+        <w:rPr>
+          <w:rFonts w:ascii="Noto Serif" w:eastAsia="Noto Serif SC" w:hAnsi="Noto Serif" w:cs="Noto Serif"/>
+          <w:sz w:val="24"/>
+          <w:szCs w:val="24"/>
+          <w:lang w:val="en-US"/>
+        </w:rPr>
+        <w:t xml:space="preserve">1 </w:t>
+      </w:r>
       <w:proofErr w:type="spellStart"/>
       <w:r>
         <w:rPr>
@@ -3709,18 +4007,18 @@
           <w:szCs w:val="24"/>
           <w:lang w:val="en-US"/>
         </w:rPr>
-        <w:t>Jiajian</w:t>
+        <w:t>Liuqi</w:t>
+      </w:r>
+      <w:r>
+        <w:rPr>
+          <w:rFonts w:ascii="Noto Serif" w:eastAsia="Noto Serif SC" w:hAnsi="Noto Serif" w:cs="Noto Serif"/>
+          <w:sz w:val="24"/>
+          <w:szCs w:val="24"/>
+          <w:lang w:val="en-US"/>
+        </w:rPr>
+        <w:t>n</w:t>
       </w:r>
       <w:proofErr w:type="spellEnd"/>
-      <w:r>
-        <w:rPr>
-          <w:rFonts w:ascii="Noto Serif" w:eastAsia="Noto Serif SC" w:hAnsi="Noto Serif" w:cs="Noto Serif"/>
-          <w:sz w:val="24"/>
-          <w:szCs w:val="24"/>
-          <w:lang w:val="en-US"/>
-        </w:rPr>
-        <w:t xml:space="preserve"> Diyin Guan</w:t>
-      </w:r>
     </w:p>
     <w:p>
       <w:pPr>
@@ -3747,7 +4045,7 @@
           <w:szCs w:val="24"/>
           <w:lang w:val="en-US"/>
         </w:rPr>
-        <w:t>加键倍低音管</w:t>
+        <w:t>琵琶</w:t>
       </w:r>
       <w:r>
         <w:rPr>
@@ -3767,72 +4065,42 @@
         </w:rPr>
         <w:t xml:space="preserve">1 </w:t>
       </w:r>
-      <w:proofErr w:type="spellStart"/>
-      <w:r>
-        <w:rPr>
-          <w:rFonts w:ascii="Noto Serif" w:eastAsia="Noto Serif SC" w:hAnsi="Noto Serif" w:cs="Noto Serif"/>
-          <w:sz w:val="24"/>
-          <w:szCs w:val="24"/>
-          <w:lang w:val="en-US"/>
-        </w:rPr>
-        <w:t>Jiajian</w:t>
-      </w:r>
-      <w:proofErr w:type="spellEnd"/>
-      <w:r>
-        <w:rPr>
-          <w:rFonts w:ascii="Noto Serif" w:eastAsia="Noto Serif SC" w:hAnsi="Noto Serif" w:cs="Noto Serif"/>
-          <w:sz w:val="24"/>
-          <w:szCs w:val="24"/>
-          <w:lang w:val="en-US"/>
-        </w:rPr>
-        <w:t xml:space="preserve"> Bei Diyin Guan</w:t>
-      </w:r>
-    </w:p>
-    <w:p>
-      <w:pPr>
-        <w:rPr>
-          <w:rFonts w:ascii="Noto Serif" w:eastAsia="Noto Serif SC" w:hAnsi="Noto Serif" w:cs="Noto Serif"/>
-          <w:sz w:val="24"/>
-          <w:szCs w:val="24"/>
-          <w:lang w:val="en-US"/>
-        </w:rPr>
-      </w:pPr>
-    </w:p>
-    <w:p>
-      <w:pPr>
-        <w:rPr>
-          <w:rFonts w:ascii="Noto Serif" w:eastAsia="Noto Serif SC" w:hAnsi="Noto Serif" w:cs="Noto Serif"/>
-          <w:sz w:val="24"/>
-          <w:szCs w:val="24"/>
-          <w:lang w:val="en-US"/>
-        </w:rPr>
-      </w:pPr>
-      <w:r>
-        <w:rPr>
-          <w:rFonts w:ascii="Noto Serif" w:eastAsia="Noto Serif SC" w:hAnsi="Noto Serif" w:cs="Microsoft YaHei"/>
-          <w:sz w:val="24"/>
-          <w:szCs w:val="24"/>
-          <w:lang w:val="en-US"/>
-        </w:rPr>
-        <w:t xml:space="preserve">2 </w:t>
-      </w:r>
-      <w:r>
-        <w:rPr>
-          <w:rFonts w:ascii="Noto Serif" w:eastAsia="Noto Serif SC" w:hAnsi="Noto Serif" w:cs="Microsoft YaHei" w:hint="eastAsia"/>
-          <w:sz w:val="24"/>
-          <w:szCs w:val="24"/>
-          <w:lang w:val="en-US"/>
-        </w:rPr>
-        <w:t>扬</w:t>
-      </w:r>
-      <w:r>
-        <w:rPr>
-          <w:rFonts w:ascii="Noto Serif" w:eastAsia="Noto Serif SC" w:hAnsi="Noto Serif" w:cs="Yu Gothic" w:hint="eastAsia"/>
-          <w:sz w:val="24"/>
-          <w:szCs w:val="24"/>
-          <w:lang w:val="en-US"/>
-        </w:rPr>
-        <w:t>琴</w:t>
+      <w:r>
+        <w:rPr>
+          <w:rFonts w:ascii="Noto Serif" w:eastAsia="Noto Serif SC" w:hAnsi="Noto Serif" w:cs="Noto Serif"/>
+          <w:sz w:val="24"/>
+          <w:szCs w:val="24"/>
+          <w:lang w:val="en-US"/>
+        </w:rPr>
+        <w:t>Pipa</w:t>
+      </w:r>
+    </w:p>
+    <w:p>
+      <w:pPr>
+        <w:rPr>
+          <w:rFonts w:ascii="Noto Serif" w:eastAsia="Noto Serif SC" w:hAnsi="Noto Serif" w:cs="Noto Serif"/>
+          <w:sz w:val="24"/>
+          <w:szCs w:val="24"/>
+          <w:lang w:val="en-US"/>
+        </w:rPr>
+      </w:pPr>
+      <w:r>
+        <w:rPr>
+          <w:rFonts w:ascii="Noto Serif" w:eastAsia="Noto Serif SC" w:hAnsi="Noto Serif" w:cs="Noto Serif"/>
+          <w:sz w:val="24"/>
+          <w:szCs w:val="24"/>
+          <w:lang w:val="en-US"/>
+        </w:rPr>
+        <w:t xml:space="preserve">1 </w:t>
+      </w:r>
+      <w:r>
+        <w:rPr>
+          <w:rFonts w:ascii="Noto Serif" w:eastAsia="Noto Serif SC" w:hAnsi="Noto Serif" w:cs="Noto Serif"/>
+          <w:sz w:val="24"/>
+          <w:szCs w:val="24"/>
+          <w:lang w:val="en-US"/>
+        </w:rPr>
+        <w:t>中阮</w:t>
       </w:r>
       <w:r>
         <w:rPr>
@@ -3850,34 +4118,6 @@
           <w:szCs w:val="24"/>
           <w:lang w:val="en-US"/>
         </w:rPr>
-        <w:t xml:space="preserve">2 </w:t>
-      </w:r>
-      <w:r>
-        <w:rPr>
-          <w:rFonts w:ascii="Noto Serif" w:eastAsia="Noto Serif SC" w:hAnsi="Noto Serif" w:cs="Noto Serif"/>
-          <w:sz w:val="24"/>
-          <w:szCs w:val="24"/>
-          <w:lang w:val="en-US"/>
-        </w:rPr>
-        <w:t>Yangqin</w:t>
-      </w:r>
-    </w:p>
-    <w:p>
-      <w:pPr>
-        <w:rPr>
-          <w:rFonts w:ascii="Noto Serif" w:eastAsia="Noto Serif SC" w:hAnsi="Noto Serif" w:cs="Noto Serif"/>
-          <w:sz w:val="24"/>
-          <w:szCs w:val="24"/>
-          <w:lang w:val="en-US"/>
-        </w:rPr>
-      </w:pPr>
-      <w:r>
-        <w:rPr>
-          <w:rFonts w:ascii="Noto Serif" w:eastAsia="Noto Serif SC" w:hAnsi="Noto Serif" w:cs="Noto Serif"/>
-          <w:sz w:val="24"/>
-          <w:szCs w:val="24"/>
-          <w:lang w:val="en-US"/>
-        </w:rPr>
         <w:t xml:space="preserve">1 </w:t>
       </w:r>
       <w:r>
@@ -3887,7 +4127,36 @@
           <w:szCs w:val="24"/>
           <w:lang w:val="en-US"/>
         </w:rPr>
-        <w:t>柳琴</w:t>
+        <w:t>Zhongruan</w:t>
+      </w:r>
+    </w:p>
+    <w:p>
+      <w:pPr>
+        <w:spacing w:after="120"/>
+        <w:rPr>
+          <w:rFonts w:ascii="Noto Serif" w:eastAsia="Noto Serif SC" w:hAnsi="Noto Serif" w:cs="Noto Serif"/>
+          <w:sz w:val="24"/>
+          <w:szCs w:val="24"/>
+          <w:lang w:val="en-US"/>
+        </w:rPr>
+      </w:pPr>
+      <w:r>
+        <w:rPr>
+          <w:rFonts w:ascii="Noto Serif" w:eastAsia="Noto Serif SC" w:hAnsi="Noto Serif" w:cs="Noto Serif"/>
+          <w:sz w:val="24"/>
+          <w:szCs w:val="24"/>
+          <w:lang w:val="en-US"/>
+        </w:rPr>
+        <w:t xml:space="preserve">1 </w:t>
+      </w:r>
+      <w:r>
+        <w:rPr>
+          <w:rFonts w:ascii="Noto Serif" w:eastAsia="Noto Serif SC" w:hAnsi="Noto Serif" w:cs="Noto Serif"/>
+          <w:sz w:val="24"/>
+          <w:szCs w:val="24"/>
+          <w:lang w:val="en-US"/>
+        </w:rPr>
+        <w:t>大阮</w:t>
       </w:r>
       <w:r>
         <w:rPr>
@@ -3907,26 +4176,15 @@
         </w:rPr>
         <w:t xml:space="preserve">1 </w:t>
       </w:r>
-      <w:proofErr w:type="spellStart"/>
-      <w:r>
-        <w:rPr>
-          <w:rFonts w:ascii="Noto Serif" w:eastAsia="Noto Serif SC" w:hAnsi="Noto Serif" w:cs="Noto Serif"/>
-          <w:sz w:val="24"/>
-          <w:szCs w:val="24"/>
-          <w:lang w:val="en-US"/>
-        </w:rPr>
-        <w:t>Liuqi</w:t>
-      </w:r>
-      <w:r>
-        <w:rPr>
-          <w:rFonts w:ascii="Noto Serif" w:eastAsia="Noto Serif SC" w:hAnsi="Noto Serif" w:cs="Noto Serif"/>
-          <w:sz w:val="24"/>
-          <w:szCs w:val="24"/>
-          <w:lang w:val="en-US"/>
-        </w:rPr>
-        <w:t>n</w:t>
-      </w:r>
-      <w:proofErr w:type="spellEnd"/>
+      <w:r>
+        <w:rPr>
+          <w:rFonts w:ascii="Noto Serif" w:eastAsia="Noto Serif SC" w:hAnsi="Noto Serif" w:cs="Noto Serif"/>
+          <w:sz w:val="24"/>
+          <w:szCs w:val="24"/>
+          <w:lang w:val="en-US"/>
+        </w:rPr>
+        <w:t>Daruan</w:t>
+      </w:r>
     </w:p>
     <w:p>
       <w:pPr>
@@ -3953,7 +4211,7 @@
           <w:szCs w:val="24"/>
           <w:lang w:val="en-US"/>
         </w:rPr>
-        <w:t>琵琶</w:t>
+        <w:t>竖琴</w:t>
       </w:r>
       <w:r>
         <w:rPr>
@@ -3980,18 +4238,55 @@
           <w:szCs w:val="24"/>
           <w:lang w:val="en-US"/>
         </w:rPr>
-        <w:t>Pipa</w:t>
-      </w:r>
-    </w:p>
-    <w:p>
-      <w:pPr>
-        <w:rPr>
-          <w:rFonts w:ascii="Noto Serif" w:eastAsia="Noto Serif SC" w:hAnsi="Noto Serif" w:cs="Noto Serif"/>
-          <w:sz w:val="24"/>
-          <w:szCs w:val="24"/>
-          <w:lang w:val="en-US"/>
-        </w:rPr>
-      </w:pPr>
+        <w:t>Harp</w:t>
+      </w:r>
+    </w:p>
+    <w:p>
+      <w:pPr>
+        <w:rPr>
+          <w:rFonts w:ascii="Noto Serif" w:eastAsia="Noto Serif SC" w:hAnsi="Noto Serif" w:cs="Noto Serif"/>
+          <w:sz w:val="24"/>
+          <w:szCs w:val="24"/>
+          <w:lang w:val="en-US"/>
+        </w:rPr>
+      </w:pPr>
+    </w:p>
+    <w:p>
+      <w:pPr>
+        <w:rPr>
+          <w:rFonts w:ascii="Noto Serif" w:eastAsia="Noto Serif SC" w:hAnsi="Noto Serif" w:cs="Noto Serif"/>
+          <w:sz w:val="24"/>
+          <w:szCs w:val="24"/>
+          <w:lang w:val="en-US"/>
+        </w:rPr>
+      </w:pPr>
+      <w:r>
+        <w:rPr>
+          <w:rFonts w:ascii="Noto Serif" w:eastAsia="Noto Serif SC" w:hAnsi="Noto Serif" w:cs="Noto Serif"/>
+          <w:sz w:val="24"/>
+          <w:szCs w:val="24"/>
+          <w:lang w:val="en-US"/>
+        </w:rPr>
+        <w:t>1</w:t>
+      </w:r>
+      <w:r>
+        <w:rPr>
+          <w:rFonts w:ascii="Noto Serif" w:eastAsia="Noto Serif SC" w:hAnsi="Noto Serif" w:cs="Noto Serif"/>
+          <w:sz w:val="24"/>
+          <w:szCs w:val="24"/>
+          <w:lang w:val="en-US"/>
+        </w:rPr>
+        <w:t>定音鼓</w:t>
+      </w:r>
+      <w:r>
+        <w:rPr>
+          <w:rFonts w:ascii="Noto Serif" w:eastAsia="Noto Serif SC" w:hAnsi="Noto Serif" w:cs="Noto Serif"/>
+          <w:sz w:val="24"/>
+          <w:szCs w:val="24"/>
+          <w:lang w:val="en-US"/>
+        </w:rPr>
+        <w:t xml:space="preserve"> </w:t>
+      </w:r>
       <w:r>
         <w:rPr>
           <w:rFonts w:ascii="Noto Serif" w:eastAsia="Noto Serif SC" w:hAnsi="Noto Serif" w:cs="Noto Serif"/>
@@ -4008,7 +4303,35 @@
           <w:szCs w:val="24"/>
           <w:lang w:val="en-US"/>
         </w:rPr>
-        <w:t>中阮</w:t>
+        <w:t>Timpani</w:t>
+      </w:r>
+    </w:p>
+    <w:p>
+      <w:pPr>
+        <w:rPr>
+          <w:rFonts w:ascii="Noto Serif" w:eastAsia="Noto Serif SC" w:hAnsi="Noto Serif" w:cs="Noto Serif"/>
+          <w:sz w:val="24"/>
+          <w:szCs w:val="24"/>
+          <w:lang w:val="en-US"/>
+        </w:rPr>
+      </w:pPr>
+      <w:r>
+        <w:rPr>
+          <w:rFonts w:ascii="Noto Serif" w:eastAsia="Noto Serif SC" w:hAnsi="Noto Serif" w:cs="Noto Serif"/>
+          <w:sz w:val="24"/>
+          <w:szCs w:val="24"/>
+          <w:lang w:val="en-US"/>
+        </w:rPr>
+        <w:t>1</w:t>
+      </w:r>
+      <w:r>
+        <w:rPr>
+          <w:rFonts w:ascii="Noto Serif" w:eastAsia="Noto Serif SC" w:hAnsi="Noto Serif" w:cs="Noto Serif"/>
+          <w:sz w:val="24"/>
+          <w:szCs w:val="24"/>
+          <w:lang w:val="en-US"/>
+        </w:rPr>
+        <w:t>云锣</w:t>
       </w:r>
       <w:r>
         <w:rPr>
@@ -4035,24 +4358,51 @@
           <w:szCs w:val="24"/>
           <w:lang w:val="en-US"/>
         </w:rPr>
-        <w:t>Zhongruan</w:t>
-      </w:r>
-    </w:p>
-    <w:p>
-      <w:pPr>
-        <w:rPr>
-          <w:rFonts w:ascii="Noto Serif" w:eastAsia="Noto Serif SC" w:hAnsi="Noto Serif" w:cs="Noto Serif"/>
-          <w:sz w:val="24"/>
-          <w:szCs w:val="24"/>
-          <w:lang w:val="en-US"/>
-        </w:rPr>
-      </w:pPr>
-      <w:r>
-        <w:rPr>
-          <w:rFonts w:ascii="Noto Serif" w:eastAsia="Noto Serif SC" w:hAnsi="Noto Serif" w:cs="Noto Serif"/>
-          <w:sz w:val="24"/>
-          <w:szCs w:val="24"/>
-          <w:lang w:val="en-US"/>
+        <w:t>Yunluo</w:t>
+      </w:r>
+    </w:p>
+    <w:p>
+      <w:pPr>
+        <w:rPr>
+          <w:rFonts w:ascii="Noto Serif" w:eastAsia="Noto Serif SC" w:hAnsi="Noto Serif" w:cs="Noto Serif"/>
+          <w:sz w:val="24"/>
+          <w:szCs w:val="24"/>
+          <w:lang w:val="en-US"/>
+        </w:rPr>
+      </w:pPr>
+      <w:r>
+        <w:rPr>
+          <w:rFonts w:ascii="Noto Serif" w:eastAsia="Noto Serif SC" w:hAnsi="Noto Serif" w:cs="Noto Serif"/>
+          <w:sz w:val="24"/>
+          <w:szCs w:val="24"/>
+          <w:lang w:val="en-GB"/>
+        </w:rPr>
+        <w:t>1</w:t>
+      </w:r>
+      <w:r>
+        <w:rPr>
+          <w:rFonts w:ascii="Noto Serif" w:eastAsia="Noto Serif SC" w:hAnsi="Noto Serif" w:cs="Noto Serif"/>
+          <w:sz w:val="24"/>
+          <w:szCs w:val="24"/>
+          <w:lang w:val="en-GB"/>
+        </w:rPr>
+        <w:t>拍顫器</w:t>
+      </w:r>
+      <w:r>
+        <w:rPr>
+          <w:rFonts w:ascii="Noto Serif" w:eastAsia="Noto Serif SC" w:hAnsi="Noto Serif" w:cs="Noto Serif"/>
+          <w:sz w:val="24"/>
+          <w:szCs w:val="24"/>
+          <w:lang w:val="en-GB"/>
+        </w:rPr>
+        <w:t xml:space="preserve"> </w:t>
+      </w:r>
+      <w:r>
+        <w:rPr>
+          <w:rFonts w:ascii="Noto Serif" w:eastAsia="Noto Serif SC" w:hAnsi="Noto Serif" w:cs="Noto Serif"/>
+          <w:sz w:val="24"/>
+          <w:szCs w:val="24"/>
+          <w:lang w:val="en-GB"/>
         </w:rPr>
         <w:t xml:space="preserve">1 </w:t>
       </w:r>
@@ -4061,260 +4411,9 @@
           <w:rFonts w:ascii="Noto Serif" w:eastAsia="Noto Serif SC" w:hAnsi="Noto Serif" w:cs="Noto Serif"/>
           <w:sz w:val="24"/>
           <w:szCs w:val="24"/>
-          <w:lang w:val="en-US"/>
-        </w:rPr>
-        <w:t>大阮</w:t>
-      </w:r>
-      <w:r>
-        <w:rPr>
-          <w:rFonts w:ascii="Noto Serif" w:eastAsia="Noto Serif SC" w:hAnsi="Noto Serif" w:cs="Noto Serif"/>
-          <w:sz w:val="24"/>
-          <w:szCs w:val="24"/>
-          <w:lang w:val="en-US"/>
-        </w:rPr>
-        <w:t xml:space="preserve"> </w:t>
-      </w:r>
-      <w:r>
-        <w:rPr>
-          <w:rFonts w:ascii="Noto Serif" w:eastAsia="Noto Serif SC" w:hAnsi="Noto Serif" w:cs="Noto Serif"/>
-          <w:sz w:val="24"/>
-          <w:szCs w:val="24"/>
-          <w:lang w:val="en-US"/>
-        </w:rPr>
-        <w:t xml:space="preserve">1 </w:t>
-      </w:r>
-      <w:r>
-        <w:rPr>
-          <w:rFonts w:ascii="Noto Serif" w:eastAsia="Noto Serif SC" w:hAnsi="Noto Serif" w:cs="Noto Serif"/>
-          <w:sz w:val="24"/>
-          <w:szCs w:val="24"/>
-          <w:lang w:val="en-US"/>
-        </w:rPr>
-        <w:t>Daruan</w:t>
-      </w:r>
-    </w:p>
-    <w:p>
-      <w:pPr>
-        <w:rPr>
-          <w:rFonts w:ascii="Noto Serif" w:eastAsia="Noto Serif SC" w:hAnsi="Noto Serif" w:cs="Noto Serif"/>
-          <w:sz w:val="24"/>
-          <w:szCs w:val="24"/>
-          <w:lang w:val="en-US"/>
-        </w:rPr>
-      </w:pPr>
-    </w:p>
-    <w:p>
-      <w:pPr>
-        <w:rPr>
-          <w:rFonts w:ascii="Noto Serif" w:eastAsia="Noto Serif SC" w:hAnsi="Noto Serif" w:cs="Noto Serif"/>
-          <w:sz w:val="24"/>
-          <w:szCs w:val="24"/>
-          <w:lang w:val="en-US"/>
-        </w:rPr>
-      </w:pPr>
-      <w:r>
-        <w:rPr>
-          <w:rFonts w:ascii="Noto Serif" w:eastAsia="Noto Serif SC" w:hAnsi="Noto Serif" w:cs="Noto Serif"/>
-          <w:sz w:val="24"/>
-          <w:szCs w:val="24"/>
-          <w:lang w:val="en-US"/>
-        </w:rPr>
-        <w:t xml:space="preserve">1 </w:t>
-      </w:r>
-      <w:r>
-        <w:rPr>
-          <w:rFonts w:ascii="Noto Serif" w:eastAsia="Noto Serif SC" w:hAnsi="Noto Serif" w:cs="Noto Serif"/>
-          <w:sz w:val="24"/>
-          <w:szCs w:val="24"/>
-          <w:lang w:val="en-US"/>
-        </w:rPr>
-        <w:t>竖琴</w:t>
-      </w:r>
-      <w:r>
-        <w:rPr>
-          <w:rFonts w:ascii="Noto Serif" w:eastAsia="Noto Serif SC" w:hAnsi="Noto Serif" w:cs="Noto Serif"/>
-          <w:sz w:val="24"/>
-          <w:szCs w:val="24"/>
-          <w:lang w:val="en-US"/>
-        </w:rPr>
-        <w:t xml:space="preserve"> </w:t>
-      </w:r>
-      <w:r>
-        <w:rPr>
-          <w:rFonts w:ascii="Noto Serif" w:eastAsia="Noto Serif SC" w:hAnsi="Noto Serif" w:cs="Noto Serif"/>
-          <w:sz w:val="24"/>
-          <w:szCs w:val="24"/>
-          <w:lang w:val="en-US"/>
-        </w:rPr>
-        <w:t xml:space="preserve">1 </w:t>
-      </w:r>
-      <w:r>
-        <w:rPr>
-          <w:rFonts w:ascii="Noto Serif" w:eastAsia="Noto Serif SC" w:hAnsi="Noto Serif" w:cs="Noto Serif"/>
-          <w:sz w:val="24"/>
-          <w:szCs w:val="24"/>
-          <w:lang w:val="en-US"/>
-        </w:rPr>
-        <w:t>Harp</w:t>
-      </w:r>
-    </w:p>
-    <w:p>
-      <w:pPr>
-        <w:rPr>
-          <w:rFonts w:ascii="Noto Serif" w:eastAsia="Noto Serif SC" w:hAnsi="Noto Serif" w:cs="Noto Serif"/>
-          <w:sz w:val="24"/>
-          <w:szCs w:val="24"/>
-          <w:lang w:val="en-US"/>
-        </w:rPr>
-      </w:pPr>
-    </w:p>
-    <w:p>
-      <w:pPr>
-        <w:rPr>
-          <w:rFonts w:ascii="Noto Serif" w:eastAsia="Noto Serif SC" w:hAnsi="Noto Serif" w:cs="Noto Serif"/>
-          <w:sz w:val="24"/>
-          <w:szCs w:val="24"/>
-          <w:lang w:val="en-US"/>
-        </w:rPr>
-      </w:pPr>
-      <w:r>
-        <w:rPr>
-          <w:rFonts w:ascii="Noto Serif" w:eastAsia="Noto Serif SC" w:hAnsi="Noto Serif" w:cs="Noto Serif"/>
-          <w:sz w:val="24"/>
-          <w:szCs w:val="24"/>
-          <w:lang w:val="en-US"/>
-        </w:rPr>
-        <w:t>定音鼓</w:t>
-      </w:r>
-      <w:r>
-        <w:rPr>
-          <w:rFonts w:ascii="Noto Serif" w:eastAsia="Noto Serif SC" w:hAnsi="Noto Serif" w:cs="Noto Serif"/>
-          <w:sz w:val="24"/>
-          <w:szCs w:val="24"/>
-          <w:lang w:val="en-US"/>
-        </w:rPr>
-        <w:t xml:space="preserve"> Timpani</w:t>
-      </w:r>
-    </w:p>
-    <w:p>
-      <w:pPr>
-        <w:rPr>
-          <w:rFonts w:ascii="Noto Serif" w:eastAsia="Noto Serif SC" w:hAnsi="Noto Serif" w:cs="Noto Serif"/>
-          <w:sz w:val="24"/>
-          <w:szCs w:val="24"/>
-          <w:lang w:val="en-US"/>
-        </w:rPr>
-      </w:pPr>
-      <w:r>
-        <w:rPr>
-          <w:rFonts w:ascii="Noto Serif" w:eastAsia="Noto Serif SC" w:hAnsi="Noto Serif" w:cs="Noto Serif"/>
-          <w:sz w:val="24"/>
-          <w:szCs w:val="24"/>
-          <w:lang w:val="en-US"/>
-        </w:rPr>
-        <w:t>云锣</w:t>
-      </w:r>
-      <w:r>
-        <w:rPr>
-          <w:rFonts w:ascii="Noto Serif" w:eastAsia="Noto Serif SC" w:hAnsi="Noto Serif" w:cs="Noto Serif"/>
-          <w:sz w:val="24"/>
-          <w:szCs w:val="24"/>
-          <w:lang w:val="en-US"/>
-        </w:rPr>
-        <w:t xml:space="preserve"> Yunluo</w:t>
-      </w:r>
-    </w:p>
-    <w:p>
-      <w:pPr>
-        <w:rPr>
-          <w:rFonts w:ascii="Noto Serif" w:eastAsia="Noto Serif SC" w:hAnsi="Noto Serif" w:cs="Noto Serif"/>
-          <w:sz w:val="24"/>
-          <w:szCs w:val="24"/>
-          <w:lang w:val="en-US"/>
-        </w:rPr>
-      </w:pPr>
-      <w:r>
-        <w:rPr>
-          <w:rFonts w:ascii="Noto Serif" w:eastAsia="Noto Serif SC" w:hAnsi="Noto Serif" w:cs="Noto Serif"/>
-          <w:sz w:val="24"/>
-          <w:szCs w:val="24"/>
           <w:lang w:val="en-GB"/>
         </w:rPr>
-        <w:t>拍顫器</w:t>
-      </w:r>
-      <w:r>
-        <w:rPr>
-          <w:rFonts w:ascii="Noto Serif" w:eastAsia="Noto Serif SC" w:hAnsi="Noto Serif" w:cs="Noto Serif"/>
-          <w:sz w:val="24"/>
-          <w:szCs w:val="24"/>
-          <w:lang w:val="en-GB"/>
-        </w:rPr>
-        <w:t xml:space="preserve"> Vibraphone</w:t>
-      </w:r>
-    </w:p>
-    <w:p>
-      <w:pPr>
-        <w:rPr>
-          <w:rFonts w:ascii="Noto Serif" w:eastAsia="Noto Serif SC" w:hAnsi="Noto Serif" w:cs="Noto Serif"/>
-          <w:sz w:val="24"/>
-          <w:szCs w:val="24"/>
-          <w:lang w:val="en-US"/>
-        </w:rPr>
-      </w:pPr>
-    </w:p>
-    <w:p>
-      <w:pPr>
-        <w:rPr>
-          <w:rFonts w:ascii="Noto Serif" w:eastAsia="Noto Serif SC" w:hAnsi="Noto Serif" w:cs="Noto Serif"/>
-          <w:sz w:val="24"/>
-          <w:szCs w:val="24"/>
-          <w:lang w:val="en-US"/>
-        </w:rPr>
-      </w:pPr>
-      <w:r>
-        <w:rPr>
-          <w:rFonts w:ascii="Noto Serif" w:eastAsia="Noto Serif SC" w:hAnsi="Noto Serif" w:cs="Noto Serif"/>
-          <w:sz w:val="24"/>
-          <w:szCs w:val="24"/>
-          <w:lang w:val="en-US"/>
-        </w:rPr>
-        <w:t xml:space="preserve">1 </w:t>
-      </w:r>
-      <w:r>
-        <w:rPr>
-          <w:rFonts w:ascii="Noto Serif" w:eastAsia="Noto Serif SC" w:hAnsi="Noto Serif" w:cs="Noto Serif"/>
-          <w:sz w:val="24"/>
-          <w:szCs w:val="24"/>
-          <w:lang w:val="en-US"/>
-        </w:rPr>
-        <w:t>竖琴</w:t>
-      </w:r>
-      <w:r>
-        <w:rPr>
-          <w:rFonts w:ascii="Noto Serif" w:eastAsia="Noto Serif SC" w:hAnsi="Noto Serif" w:cs="Noto Serif"/>
-          <w:sz w:val="24"/>
-          <w:szCs w:val="24"/>
-          <w:lang w:val="en-US"/>
-        </w:rPr>
-        <w:t xml:space="preserve"> </w:t>
-      </w:r>
-      <w:r>
-        <w:rPr>
-          <w:rFonts w:ascii="Noto Serif" w:eastAsia="Noto Serif SC" w:hAnsi="Noto Serif" w:cs="Noto Serif"/>
-          <w:sz w:val="24"/>
-          <w:szCs w:val="24"/>
-          <w:lang w:val="en-US"/>
-        </w:rPr>
-        <w:t xml:space="preserve">1 </w:t>
-      </w:r>
-      <w:r>
-        <w:rPr>
-          <w:rFonts w:ascii="Noto Serif" w:eastAsia="Noto Serif SC" w:hAnsi="Noto Serif" w:cs="Noto Serif"/>
-          <w:sz w:val="24"/>
-          <w:szCs w:val="24"/>
-          <w:lang w:val="en-US"/>
-        </w:rPr>
-        <w:t>Harp</w:t>
+        <w:t>Vibraphone</w:t>
       </w:r>
     </w:p>
     <w:p>
